--- a/docs/quizzes/09_quiz_pivoting.docx
+++ b/docs/quizzes/09_quiz_pivoting.docx
@@ -31,7 +31,7 @@
         <w:pStyle w:val="Date"/>
       </w:pPr>
       <w:r>
-        <w:t xml:space="preserve">2026-09-04</w:t>
+        <w:t xml:space="preserve">2026-09-08</w:t>
       </w:r>
     </w:p>
     <w:bookmarkStart w:id="10" w:name="quiz-09-pivoting-real-data"/>

--- a/docs/quizzes/09_quiz_pivoting.docx
+++ b/docs/quizzes/09_quiz_pivoting.docx
@@ -31,25 +31,7 @@
         <w:pStyle w:val="Date"/>
       </w:pPr>
       <w:r>
-        <w:t xml:space="preserve">2026-09-08</w:t>
-      </w:r>
-    </w:p>
-    <w:bookmarkStart w:id="10" w:name="quiz-09-pivoting-real-data"/>
-    <w:p>
-      <w:pPr>
-        <w:pStyle w:val="Heading1"/>
-      </w:pPr>
-      <w:r>
-        <w:t xml:space="preserve">Quiz 09: Pivoting Real Data</w:t>
-      </w:r>
-    </w:p>
-    <w:bookmarkStart w:id="9" w:name="instructions"/>
-    <w:p>
-      <w:pPr>
-        <w:pStyle w:val="Heading3"/>
-      </w:pPr>
-      <w:r>
-        <w:t xml:space="preserve">Instructions</w:t>
+        <w:t xml:space="preserve">2026-09-10</w:t>
       </w:r>
     </w:p>
     <w:p>
@@ -57,46 +39,33 @@
         <w:pStyle w:val="FirstParagraph"/>
       </w:pPr>
       <w:r>
-        <w:t xml:space="preserve">Answer all 10 questions. This quiz covers reshaping messy wide data with</w:t>
-      </w:r>
-      <w:r>
-        <w:t xml:space="preserve"> </w:t>
-      </w:r>
-      <w:r>
-        <w:rPr>
-          <w:rStyle w:val="VerbatimChar"/>
-        </w:rPr>
-        <w:t xml:space="preserve">pivot_longer()</w:t>
-      </w:r>
-      <w:r>
-        <w:t xml:space="preserve"> </w:t>
-      </w:r>
-      <w:r>
-        <w:t xml:space="preserve">and</w:t>
-      </w:r>
-      <w:r>
-        <w:t xml:space="preserve"> </w:t>
-      </w:r>
-      <w:r>
-        <w:rPr>
-          <w:rStyle w:val="VerbatimChar"/>
-        </w:rPr>
-        <w:t xml:space="preserve">pivot_wider()</w:t>
-      </w:r>
-      <w:r>
-        <w:t xml:space="preserve">, why tidy (long) data matters, and pulling extremes with</w:t>
-      </w:r>
-      <w:r>
-        <w:t xml:space="preserve"> </w:t>
-      </w:r>
-      <w:r>
-        <w:rPr>
-          <w:rStyle w:val="VerbatimChar"/>
-        </w:rPr>
-        <w:t xml:space="preserve">slice_max()</w:t>
-      </w:r>
-      <w:r>
-        <w:t xml:space="preserve">.</w:t>
+        <w:rPr>
+          <w:b/>
+          <w:bCs/>
+        </w:rPr>
+        <w:t xml:space="preserve">Name:</w:t>
+      </w:r>
+      <w:r>
+        <w:t xml:space="preserve"> </w:t>
+      </w:r>
+      <w:r>
+        <w:t xml:space="preserve">______________________________</w:t>
+      </w:r>
+      <w:r>
+        <w:t xml:space="preserve"> </w:t>
+      </w:r>
+      <w:r>
+        <w:rPr>
+          <w:b/>
+          <w:bCs/>
+        </w:rPr>
+        <w:t xml:space="preserve">Date:</w:t>
+      </w:r>
+      <w:r>
+        <w:t xml:space="preserve"> </w:t>
+      </w:r>
+      <w:r>
+        <w:t xml:space="preserve">______________</w:t>
       </w:r>
     </w:p>
     <w:p>
@@ -105,16 +74,130 @@
       </w:pPr>
       <w:r>
         <w:rPr>
-          <w:b/>
-          <w:bCs/>
-        </w:rPr>
-        <w:t xml:space="preserve">Grading:</w:t>
-      </w:r>
-      <w:r>
-        <w:t xml:space="preserve"> </w:t>
-      </w:r>
-      <w:r>
-        <w:t xml:space="preserve">10 questions × 1 point = 10 points total. Partial credit is available on code questions.</w:t>
+          <w:i/>
+          <w:iCs/>
+        </w:rPr>
+        <w:t xml:space="preserve">Instructor note — this is a question bank, not the handout. Pick ~10 questions (spread across topics and types), delete the rest, this note, and the answer key. Tags:</w:t>
+      </w:r>
+      <w:r>
+        <w:rPr>
+          <w:i/>
+          <w:iCs/>
+        </w:rPr>
+        <w:t xml:space="preserve"> </w:t>
+      </w:r>
+      <w:r>
+        <w:rPr>
+          <w:b/>
+          <w:bCs/>
+          <w:i/>
+          <w:iCs/>
+        </w:rPr>
+        <w:t xml:space="preserve">(MC)</w:t>
+      </w:r>
+      <w:r>
+        <w:rPr>
+          <w:i/>
+          <w:iCs/>
+        </w:rPr>
+        <w:t xml:space="preserve"> </w:t>
+      </w:r>
+      <w:r>
+        <w:rPr>
+          <w:i/>
+          <w:iCs/>
+        </w:rPr>
+        <w:t xml:space="preserve">·</w:t>
+      </w:r>
+      <w:r>
+        <w:rPr>
+          <w:i/>
+          <w:iCs/>
+        </w:rPr>
+        <w:t xml:space="preserve"> </w:t>
+      </w:r>
+      <w:r>
+        <w:rPr>
+          <w:b/>
+          <w:bCs/>
+          <w:i/>
+          <w:iCs/>
+        </w:rPr>
+        <w:t xml:space="preserve">(T/F)</w:t>
+      </w:r>
+      <w:r>
+        <w:rPr>
+          <w:i/>
+          <w:iCs/>
+        </w:rPr>
+        <w:t xml:space="preserve"> </w:t>
+      </w:r>
+      <w:r>
+        <w:rPr>
+          <w:i/>
+          <w:iCs/>
+        </w:rPr>
+        <w:t xml:space="preserve">·</w:t>
+      </w:r>
+      <w:r>
+        <w:rPr>
+          <w:i/>
+          <w:iCs/>
+        </w:rPr>
+        <w:t xml:space="preserve"> </w:t>
+      </w:r>
+      <w:r>
+        <w:rPr>
+          <w:b/>
+          <w:bCs/>
+          <w:i/>
+          <w:iCs/>
+        </w:rPr>
+        <w:t xml:space="preserve">(Predict)</w:t>
+      </w:r>
+      <w:r>
+        <w:rPr>
+          <w:i/>
+          <w:iCs/>
+        </w:rPr>
+        <w:t xml:space="preserve"> </w:t>
+      </w:r>
+      <w:r>
+        <w:rPr>
+          <w:i/>
+          <w:iCs/>
+        </w:rPr>
+        <w:t xml:space="preserve">predict the output ·</w:t>
+      </w:r>
+      <w:r>
+        <w:rPr>
+          <w:i/>
+          <w:iCs/>
+        </w:rPr>
+        <w:t xml:space="preserve"> </w:t>
+      </w:r>
+      <w:r>
+        <w:rPr>
+          <w:b/>
+          <w:bCs/>
+          <w:i/>
+          <w:iCs/>
+        </w:rPr>
+        <w:t xml:space="preserve">(Fix)</w:t>
+      </w:r>
+      <w:r>
+        <w:rPr>
+          <w:i/>
+          <w:iCs/>
+        </w:rPr>
+        <w:t xml:space="preserve"> </w:t>
+      </w:r>
+      <w:r>
+        <w:rPr>
+          <w:i/>
+          <w:iCs/>
+        </w:rPr>
+        <w:t xml:space="preserve">spot the mistake. ★ marks a harder question.</w:t>
       </w:r>
     </w:p>
     <w:p>
@@ -124,75 +207,289 @@
         </w:pict>
       </w:r>
     </w:p>
+    <w:bookmarkStart w:id="13" w:name="wide-vs.-long-tidy-data"/>
+    <w:p>
+      <w:pPr>
+        <w:pStyle w:val="Heading2"/>
+      </w:pPr>
+      <w:r>
+        <w:t xml:space="preserve">Wide vs. long (tidy) data</w:t>
+      </w:r>
+    </w:p>
+    <w:bookmarkStart w:id="9" w:name="Xd44393e4a2d0a683625d7843c89bc82e9362688"/>
+    <w:p>
+      <w:pPr>
+        <w:pStyle w:val="Heading3"/>
+      </w:pPr>
+      <w:r>
+        <w:t xml:space="preserve">1.</w:t>
+      </w:r>
+      <w:r>
+        <w:t xml:space="preserve"> </w:t>
+      </w:r>
+      <w:r>
+        <w:rPr>
+          <w:i/>
+          <w:iCs/>
+        </w:rPr>
+        <w:t xml:space="preserve">(T/F)</w:t>
+      </w:r>
+      <w:r>
+        <w:t xml:space="preserve"> </w:t>
+      </w:r>
+      <w:r>
+        <w:rPr>
+          <w:rStyle w:val="VerbatimChar"/>
+        </w:rPr>
+        <w:t xml:space="preserve">ggplot()</w:t>
+      </w:r>
+      <w:r>
+        <w:t xml:space="preserve"> </w:t>
+      </w:r>
+      <w:r>
+        <w:t xml:space="preserve">and</w:t>
+      </w:r>
+      <w:r>
+        <w:t xml:space="preserve"> </w:t>
+      </w:r>
+      <w:r>
+        <w:rPr>
+          <w:rStyle w:val="VerbatimChar"/>
+        </w:rPr>
+        <w:t xml:space="preserve">group_by()</w:t>
+      </w:r>
+      <w:r>
+        <w:t xml:space="preserve"> </w:t>
+      </w:r>
+      <w:r>
+        <w:t xml:space="preserve">generally need data in</w:t>
+      </w:r>
+      <w:r>
+        <w:t xml:space="preserve"> </w:t>
+      </w:r>
+      <w:r>
+        <w:rPr>
+          <w:b/>
+          <w:bCs/>
+        </w:rPr>
+        <w:t xml:space="preserve">long</w:t>
+      </w:r>
+      <w:r>
+        <w:t xml:space="preserve"> </w:t>
+      </w:r>
+      <w:r>
+        <w:t xml:space="preserve">(tidy) format, not wide.</w:t>
+      </w:r>
+    </w:p>
+    <w:p>
+      <w:pPr>
+        <w:pStyle w:val="FirstParagraph"/>
+      </w:pPr>
+      <w:r>
+        <w:rPr>
+          <w:b/>
+          <w:bCs/>
+        </w:rPr>
+        <w:t xml:space="preserve">True / False</w:t>
+      </w:r>
+    </w:p>
     <w:bookmarkEnd w:id="9"/>
+    <w:bookmarkStart w:id="10" w:name="Xc1174f1239ad458f70c332f08d308f974083dcc"/>
+    <w:p>
+      <w:pPr>
+        <w:pStyle w:val="Heading3"/>
+      </w:pPr>
+      <w:r>
+        <w:t xml:space="preserve">2.</w:t>
+      </w:r>
+      <w:r>
+        <w:t xml:space="preserve"> </w:t>
+      </w:r>
+      <w:r>
+        <w:rPr>
+          <w:i/>
+          <w:iCs/>
+        </w:rPr>
+        <w:t xml:space="preserve">(MC)</w:t>
+      </w:r>
+      <w:r>
+        <w:t xml:space="preserve"> </w:t>
+      </w:r>
+      <w:r>
+        <w:t xml:space="preserve">A file has one row per day and one column per year (53 year-columns). To plot ice cover over time you first:</w:t>
+      </w:r>
+    </w:p>
+    <w:p>
+      <w:pPr>
+        <w:pStyle w:val="FirstParagraph"/>
+      </w:pPr>
+      <w:r>
+        <w:rPr>
+          <w:b/>
+          <w:bCs/>
+        </w:rPr>
+        <w:t xml:space="preserve">a.</w:t>
+      </w:r>
+      <w:r>
+        <w:t xml:space="preserve"> </w:t>
+      </w:r>
+      <w:r>
+        <w:rPr>
+          <w:rStyle w:val="VerbatimChar"/>
+        </w:rPr>
+        <w:t xml:space="preserve">pivot_wider()</w:t>
+      </w:r>
+      <w:r>
+        <w:t xml:space="preserve"> </w:t>
+      </w:r>
+      <w:r>
+        <w:t xml:space="preserve">the years into more columns</w:t>
+      </w:r>
+      <w:r>
+        <w:br/>
+      </w:r>
+      <w:r>
+        <w:rPr>
+          <w:b/>
+          <w:bCs/>
+        </w:rPr>
+        <w:t xml:space="preserve">b.</w:t>
+      </w:r>
+      <w:r>
+        <w:t xml:space="preserve"> </w:t>
+      </w:r>
+      <w:r>
+        <w:rPr>
+          <w:rStyle w:val="VerbatimChar"/>
+        </w:rPr>
+        <w:t xml:space="preserve">pivot_longer()</w:t>
+      </w:r>
+      <w:r>
+        <w:t xml:space="preserve"> </w:t>
+      </w:r>
+      <w:r>
+        <w:t xml:space="preserve">the year-columns into a single</w:t>
+      </w:r>
+      <w:r>
+        <w:t xml:space="preserve"> </w:t>
+      </w:r>
+      <w:r>
+        <w:rPr>
+          <w:rStyle w:val="VerbatimChar"/>
+        </w:rPr>
+        <w:t xml:space="preserve">year</w:t>
+      </w:r>
+      <w:r>
+        <w:t xml:space="preserve"> </w:t>
+      </w:r>
+      <w:r>
+        <w:t xml:space="preserve">column</w:t>
+      </w:r>
+      <w:r>
+        <w:br/>
+      </w:r>
+      <w:r>
+        <w:rPr>
+          <w:b/>
+          <w:bCs/>
+        </w:rPr>
+        <w:t xml:space="preserve">c.</w:t>
+      </w:r>
+      <w:r>
+        <w:t xml:space="preserve"> </w:t>
+      </w:r>
+      <w:r>
+        <w:rPr>
+          <w:rStyle w:val="VerbatimChar"/>
+        </w:rPr>
+        <w:t xml:space="preserve">filter()</w:t>
+      </w:r>
+      <w:r>
+        <w:t xml:space="preserve"> </w:t>
+      </w:r>
+      <w:r>
+        <w:t xml:space="preserve">out the years</w:t>
+      </w:r>
+      <w:r>
+        <w:br/>
+      </w:r>
+      <w:r>
+        <w:rPr>
+          <w:b/>
+          <w:bCs/>
+        </w:rPr>
+        <w:t xml:space="preserve">d.</w:t>
+      </w:r>
+      <w:r>
+        <w:t xml:space="preserve"> </w:t>
+      </w:r>
+      <w:r>
+        <w:rPr>
+          <w:rStyle w:val="VerbatimChar"/>
+        </w:rPr>
+        <w:t xml:space="preserve">arrange()</w:t>
+      </w:r>
+      <w:r>
+        <w:t xml:space="preserve"> </w:t>
+      </w:r>
+      <w:r>
+        <w:t xml:space="preserve">by year</w:t>
+      </w:r>
+    </w:p>
     <w:bookmarkEnd w:id="10"/>
-    <w:bookmarkStart w:id="12" w:name="question-1-true-false"/>
-    <w:p>
-      <w:pPr>
-        <w:pStyle w:val="Heading1"/>
-      </w:pPr>
-      <w:r>
-        <w:t xml:space="preserve">Question 1 · True / False</w:t>
-      </w:r>
-    </w:p>
-    <w:bookmarkStart w:id="11" w:name="X5232fd9435f9b89f5293ca694abe614946184b9"/>
+    <w:bookmarkStart w:id="11" w:name="X8cb5345042c6d69b570b3b00882bf3b8f292482"/>
     <w:p>
       <w:pPr>
         <w:pStyle w:val="Heading3"/>
       </w:pPr>
       <w:r>
-        <w:rPr>
-          <w:rStyle w:val="VerbatimChar"/>
-        </w:rPr>
-        <w:t xml:space="preserve">ggplot()</w:t>
-      </w:r>
-      <w:r>
-        <w:t xml:space="preserve"> </w:t>
-      </w:r>
-      <w:r>
-        <w:t xml:space="preserve">and</w:t>
-      </w:r>
-      <w:r>
-        <w:t xml:space="preserve"> </w:t>
-      </w:r>
-      <w:r>
-        <w:rPr>
-          <w:rStyle w:val="VerbatimChar"/>
-        </w:rPr>
-        <w:t xml:space="preserve">group_by()</w:t>
-      </w:r>
-      <w:r>
-        <w:t xml:space="preserve"> </w:t>
-      </w:r>
-      <w:r>
-        <w:t xml:space="preserve">generally need data in</w:t>
-      </w:r>
-      <w:r>
-        <w:t xml:space="preserve"> </w:t>
-      </w:r>
-      <w:r>
-        <w:rPr>
-          <w:b/>
-          <w:bCs/>
-        </w:rPr>
-        <w:t xml:space="preserve">long</w:t>
-      </w:r>
-      <w:r>
-        <w:t xml:space="preserve"> </w:t>
-      </w:r>
-      <w:r>
-        <w:t xml:space="preserve">(tidy) format, not wide.</w:t>
-      </w:r>
-    </w:p>
-    <w:p>
-      <w:pPr>
-        <w:pStyle w:val="SourceCode"/>
-      </w:pPr>
-      <w:r>
-        <w:rPr>
-          <w:rStyle w:val="VerbatimChar"/>
-        </w:rPr>
-        <w:t xml:space="preserve">TRUE        FALSE</w:t>
+        <w:t xml:space="preserve">3.</w:t>
+      </w:r>
+      <w:r>
+        <w:t xml:space="preserve"> </w:t>
+      </w:r>
+      <w:r>
+        <w:rPr>
+          <w:i/>
+          <w:iCs/>
+        </w:rPr>
+        <w:t xml:space="preserve">(T/F)</w:t>
+      </w:r>
+      <w:r>
+        <w:t xml:space="preserve"> </w:t>
+      </w:r>
+      <w:r>
+        <w:t xml:space="preserve">You cannot</w:t>
+      </w:r>
+      <w:r>
+        <w:t xml:space="preserve"> </w:t>
+      </w:r>
+      <w:r>
+        <w:rPr>
+          <w:rStyle w:val="VerbatimChar"/>
+        </w:rPr>
+        <w:t xml:space="preserve">group_by(year)</w:t>
+      </w:r>
+      <w:r>
+        <w:t xml:space="preserve"> </w:t>
+      </w:r>
+      <w:r>
+        <w:t xml:space="preserve">on wide data with one column per year, because there is no</w:t>
+      </w:r>
+      <w:r>
+        <w:t xml:space="preserve"> </w:t>
+      </w:r>
+      <w:r>
+        <w:rPr>
+          <w:rStyle w:val="VerbatimChar"/>
+        </w:rPr>
+        <w:t xml:space="preserve">year</w:t>
+      </w:r>
+      <w:r>
+        <w:t xml:space="preserve"> </w:t>
+      </w:r>
+      <w:r>
+        <w:t xml:space="preserve">column to group by yet.</w:t>
       </w:r>
     </w:p>
     <w:p>
@@ -200,13 +497,56 @@
         <w:pStyle w:val="FirstParagraph"/>
       </w:pPr>
       <w:r>
-        <w:t xml:space="preserve">Your answer:</w:t>
-      </w:r>
-    </w:p>
-    <w:p>
-      <w:pPr>
-        <w:pStyle w:val="SourceCode"/>
-      </w:pPr>
+        <w:rPr>
+          <w:b/>
+          <w:bCs/>
+        </w:rPr>
+        <w:t xml:space="preserve">True / False</w:t>
+      </w:r>
+    </w:p>
+    <w:bookmarkEnd w:id="11"/>
+    <w:bookmarkStart w:id="12" w:name="Xb55706d80141263ba55514b19bea485ecd9cedf"/>
+    <w:p>
+      <w:pPr>
+        <w:pStyle w:val="Heading3"/>
+      </w:pPr>
+      <w:r>
+        <w:t xml:space="preserve">4.</w:t>
+      </w:r>
+      <w:r>
+        <w:t xml:space="preserve"> </w:t>
+      </w:r>
+      <w:r>
+        <w:rPr>
+          <w:i/>
+          <w:iCs/>
+        </w:rPr>
+        <w:t xml:space="preserve">(T/F)</w:t>
+      </w:r>
+      <w:r>
+        <w:t xml:space="preserve"> </w:t>
+      </w:r>
+      <w:r>
+        <w:t xml:space="preserve">“Tidy”</w:t>
+      </w:r>
+      <w:r>
+        <w:t xml:space="preserve"> </w:t>
+      </w:r>
+      <w:r>
+        <w:t xml:space="preserve">data means every variable is its own column and every observation is its own row.</w:t>
+      </w:r>
+    </w:p>
+    <w:p>
+      <w:pPr>
+        <w:pStyle w:val="FirstParagraph"/>
+      </w:pPr>
+      <w:r>
+        <w:rPr>
+          <w:b/>
+          <w:bCs/>
+        </w:rPr>
+        <w:t xml:space="preserve">True / False</w:t>
+      </w:r>
     </w:p>
     <w:p>
       <w:r>
@@ -215,62 +555,168 @@
         </w:pict>
       </w:r>
     </w:p>
-    <w:bookmarkEnd w:id="11"/>
     <w:bookmarkEnd w:id="12"/>
-    <w:bookmarkStart w:id="14" w:name="question-2-multiple-choice"/>
-    <w:p>
-      <w:pPr>
-        <w:pStyle w:val="Heading1"/>
-      </w:pPr>
-      <w:r>
-        <w:t xml:space="preserve">Question 2 · Multiple choice</w:t>
-      </w:r>
-    </w:p>
-    <w:bookmarkStart w:id="13" w:name="Xc6732b34b21553e954ebf1cfaf168cc6b68a930"/>
+    <w:bookmarkEnd w:id="13"/>
+    <w:bookmarkStart w:id="20" w:name="pivot_longer-and-pivot_wider"/>
+    <w:p>
+      <w:pPr>
+        <w:pStyle w:val="Heading2"/>
+      </w:pPr>
+      <w:r>
+        <w:rPr>
+          <w:rStyle w:val="VerbatimChar"/>
+        </w:rPr>
+        <w:t xml:space="preserve">pivot_longer()</w:t>
+      </w:r>
+      <w:r>
+        <w:t xml:space="preserve"> </w:t>
+      </w:r>
+      <w:r>
+        <w:t xml:space="preserve">and</w:t>
+      </w:r>
+      <w:r>
+        <w:t xml:space="preserve"> </w:t>
+      </w:r>
+      <w:r>
+        <w:rPr>
+          <w:rStyle w:val="VerbatimChar"/>
+        </w:rPr>
+        <w:t xml:space="preserve">pivot_wider()</w:t>
+      </w:r>
+    </w:p>
+    <w:bookmarkStart w:id="14" w:name="mc-pivot_longer-is-used-to"/>
     <w:p>
       <w:pPr>
         <w:pStyle w:val="Heading3"/>
       </w:pPr>
       <w:r>
-        <w:t xml:space="preserve">A file has one row per day and one column per year (53 year-columns). To plot ice cover over time you first need to:</w:t>
-      </w:r>
-    </w:p>
-    <w:p>
-      <w:pPr>
-        <w:pStyle w:val="SourceCode"/>
-      </w:pPr>
-      <w:r>
-        <w:rPr>
-          <w:rStyle w:val="VerbatimChar"/>
-        </w:rPr>
-        <w:t xml:space="preserve">A)  pivot_wider() the years into more columns</w:t>
+        <w:t xml:space="preserve">5.</w:t>
+      </w:r>
+      <w:r>
+        <w:t xml:space="preserve"> </w:t>
+      </w:r>
+      <w:r>
+        <w:rPr>
+          <w:i/>
+          <w:iCs/>
+        </w:rPr>
+        <w:t xml:space="preserve">(MC)</w:t>
+      </w:r>
+      <w:r>
+        <w:t xml:space="preserve"> </w:t>
+      </w:r>
+      <w:r>
+        <w:rPr>
+          <w:rStyle w:val="VerbatimChar"/>
+        </w:rPr>
+        <w:t xml:space="preserve">pivot_longer()</w:t>
+      </w:r>
+      <w:r>
+        <w:t xml:space="preserve"> </w:t>
+      </w:r>
+      <w:r>
+        <w:t xml:space="preserve">is used to:</w:t>
+      </w:r>
+    </w:p>
+    <w:p>
+      <w:pPr>
+        <w:pStyle w:val="FirstParagraph"/>
+      </w:pPr>
+      <w:r>
+        <w:rPr>
+          <w:b/>
+          <w:bCs/>
+        </w:rPr>
+        <w:t xml:space="preserve">a.</w:t>
+      </w:r>
+      <w:r>
+        <w:t xml:space="preserve"> </w:t>
+      </w:r>
+      <w:r>
+        <w:t xml:space="preserve">Turn many columns into two key–value columns (tidy it)</w:t>
       </w:r>
       <w:r>
         <w:br/>
       </w:r>
       <w:r>
         <w:rPr>
-          <w:rStyle w:val="VerbatimChar"/>
-        </w:rPr>
-        <w:t xml:space="preserve">B)  pivot_longer() the year-columns into a single `year` column</w:t>
+          <w:b/>
+          <w:bCs/>
+        </w:rPr>
+        <w:t xml:space="preserve">b.</w:t>
+      </w:r>
+      <w:r>
+        <w:t xml:space="preserve"> </w:t>
+      </w:r>
+      <w:r>
+        <w:t xml:space="preserve">Make a human-readable summary table</w:t>
       </w:r>
       <w:r>
         <w:br/>
       </w:r>
       <w:r>
         <w:rPr>
-          <w:rStyle w:val="VerbatimChar"/>
-        </w:rPr>
-        <w:t xml:space="preserve">C)  filter() out the years</w:t>
+          <w:b/>
+          <w:bCs/>
+        </w:rPr>
+        <w:t xml:space="preserve">c.</w:t>
+      </w:r>
+      <w:r>
+        <w:t xml:space="preserve"> </w:t>
+      </w:r>
+      <w:r>
+        <w:t xml:space="preserve">Keep the highest-value row per group</w:t>
       </w:r>
       <w:r>
         <w:br/>
       </w:r>
       <w:r>
         <w:rPr>
-          <w:rStyle w:val="VerbatimChar"/>
-        </w:rPr>
-        <w:t xml:space="preserve">D)  arrange() by year</w:t>
+          <w:b/>
+          <w:bCs/>
+        </w:rPr>
+        <w:t xml:space="preserve">d.</w:t>
+      </w:r>
+      <w:r>
+        <w:t xml:space="preserve"> </w:t>
+      </w:r>
+      <w:r>
+        <w:t xml:space="preserve">Split the data into groups</w:t>
+      </w:r>
+    </w:p>
+    <w:bookmarkEnd w:id="14"/>
+    <w:bookmarkStart w:id="15" w:name="mc-pivot_wider-is-used-to"/>
+    <w:p>
+      <w:pPr>
+        <w:pStyle w:val="Heading3"/>
+      </w:pPr>
+      <w:r>
+        <w:t xml:space="preserve">6.</w:t>
+      </w:r>
+      <w:r>
+        <w:t xml:space="preserve"> </w:t>
+      </w:r>
+      <w:r>
+        <w:rPr>
+          <w:i/>
+          <w:iCs/>
+        </w:rPr>
+        <w:t xml:space="preserve">(MC)</w:t>
+      </w:r>
+      <w:r>
+        <w:t xml:space="preserve"> </w:t>
+      </w:r>
+      <w:r>
+        <w:rPr>
+          <w:rStyle w:val="VerbatimChar"/>
+        </w:rPr>
+        <w:t xml:space="preserve">pivot_wider()</w:t>
+      </w:r>
+      <w:r>
+        <w:t xml:space="preserve"> </w:t>
+      </w:r>
+      <w:r>
+        <w:t xml:space="preserve">is used to:</w:t>
       </w:r>
     </w:p>
     <w:p>
@@ -278,13 +724,611 @@
         <w:pStyle w:val="FirstParagraph"/>
       </w:pPr>
       <w:r>
-        <w:t xml:space="preserve">Your answer:</w:t>
-      </w:r>
-    </w:p>
-    <w:p>
-      <w:pPr>
-        <w:pStyle w:val="SourceCode"/>
-      </w:pPr>
+        <w:rPr>
+          <w:b/>
+          <w:bCs/>
+        </w:rPr>
+        <w:t xml:space="preserve">a.</w:t>
+      </w:r>
+      <w:r>
+        <w:t xml:space="preserve"> </w:t>
+      </w:r>
+      <w:r>
+        <w:t xml:space="preserve">Turn many columns into key–value pairs</w:t>
+      </w:r>
+      <w:r>
+        <w:br/>
+      </w:r>
+      <w:r>
+        <w:rPr>
+          <w:b/>
+          <w:bCs/>
+        </w:rPr>
+        <w:t xml:space="preserve">b.</w:t>
+      </w:r>
+      <w:r>
+        <w:t xml:space="preserve"> </w:t>
+      </w:r>
+      <w:r>
+        <w:t xml:space="preserve">Spread tidy data back out into a wide, human-readable table</w:t>
+      </w:r>
+      <w:r>
+        <w:br/>
+      </w:r>
+      <w:r>
+        <w:rPr>
+          <w:b/>
+          <w:bCs/>
+        </w:rPr>
+        <w:t xml:space="preserve">c.</w:t>
+      </w:r>
+      <w:r>
+        <w:t xml:space="preserve"> </w:t>
+      </w:r>
+      <w:r>
+        <w:t xml:space="preserve">Drop missing values</w:t>
+      </w:r>
+      <w:r>
+        <w:br/>
+      </w:r>
+      <w:r>
+        <w:rPr>
+          <w:b/>
+          <w:bCs/>
+        </w:rPr>
+        <w:t xml:space="preserve">d.</w:t>
+      </w:r>
+      <w:r>
+        <w:t xml:space="preserve"> </w:t>
+      </w:r>
+      <w:r>
+        <w:t xml:space="preserve">Sort rows high to low</w:t>
+      </w:r>
+    </w:p>
+    <w:bookmarkEnd w:id="15"/>
+    <w:bookmarkStart w:id="16" w:name="Xe99ad86495b8e27f5ddcfde9363b3d906ebb93f"/>
+    <w:p>
+      <w:pPr>
+        <w:pStyle w:val="Heading3"/>
+      </w:pPr>
+      <w:r>
+        <w:t xml:space="preserve">7.</w:t>
+      </w:r>
+      <w:r>
+        <w:t xml:space="preserve"> </w:t>
+      </w:r>
+      <w:r>
+        <w:rPr>
+          <w:i/>
+          <w:iCs/>
+        </w:rPr>
+        <w:t xml:space="preserve">(Predict)</w:t>
+      </w:r>
+      <w:r>
+        <w:t xml:space="preserve"> </w:t>
+      </w:r>
+      <w:r>
+        <w:rPr>
+          <w:rStyle w:val="VerbatimChar"/>
+        </w:rPr>
+        <w:t xml:space="preserve">ice_raw</w:t>
+      </w:r>
+      <w:r>
+        <w:t xml:space="preserve"> </w:t>
+      </w:r>
+      <w:r>
+        <w:t xml:space="preserve">has 190 rows and 53 year-columns plus a</w:t>
+      </w:r>
+      <w:r>
+        <w:t xml:space="preserve"> </w:t>
+      </w:r>
+      <w:r>
+        <w:rPr>
+          <w:rStyle w:val="VerbatimChar"/>
+        </w:rPr>
+        <w:t xml:space="preserve">date</w:t>
+      </w:r>
+      <w:r>
+        <w:t xml:space="preserve"> </w:t>
+      </w:r>
+      <w:r>
+        <w:t xml:space="preserve">column. After</w:t>
+      </w:r>
+      <w:r>
+        <w:t xml:space="preserve"> </w:t>
+      </w:r>
+      <w:r>
+        <w:rPr>
+          <w:rStyle w:val="VerbatimChar"/>
+        </w:rPr>
+        <w:t xml:space="preserve">pivot_longer(cols = -date)</w:t>
+      </w:r>
+      <w:r>
+        <w:t xml:space="preserve">, the result is about:</w:t>
+      </w:r>
+    </w:p>
+    <w:p>
+      <w:pPr>
+        <w:pStyle w:val="FirstParagraph"/>
+      </w:pPr>
+      <w:r>
+        <w:rPr>
+          <w:b/>
+          <w:bCs/>
+        </w:rPr>
+        <w:t xml:space="preserve">a.</w:t>
+      </w:r>
+      <w:r>
+        <w:t xml:space="preserve"> </w:t>
+      </w:r>
+      <w:r>
+        <w:t xml:space="preserve">3 columns, ~10,000 rows</w:t>
+      </w:r>
+      <w:r>
+        <w:br/>
+      </w:r>
+      <w:r>
+        <w:rPr>
+          <w:b/>
+          <w:bCs/>
+        </w:rPr>
+        <w:t xml:space="preserve">b.</w:t>
+      </w:r>
+      <w:r>
+        <w:t xml:space="preserve"> </w:t>
+      </w:r>
+      <w:r>
+        <w:t xml:space="preserve">53 columns, 190 rows</w:t>
+      </w:r>
+      <w:r>
+        <w:br/>
+      </w:r>
+      <w:r>
+        <w:rPr>
+          <w:b/>
+          <w:bCs/>
+        </w:rPr>
+        <w:t xml:space="preserve">c.</w:t>
+      </w:r>
+      <w:r>
+        <w:t xml:space="preserve"> </w:t>
+      </w:r>
+      <w:r>
+        <w:t xml:space="preserve">2 columns, 243 rows</w:t>
+      </w:r>
+      <w:r>
+        <w:br/>
+      </w:r>
+      <w:r>
+        <w:rPr>
+          <w:b/>
+          <w:bCs/>
+        </w:rPr>
+        <w:t xml:space="preserve">d.</w:t>
+      </w:r>
+      <w:r>
+        <w:t xml:space="preserve"> </w:t>
+      </w:r>
+      <w:r>
+        <w:t xml:space="preserve">Unchanged</w:t>
+      </w:r>
+    </w:p>
+    <w:bookmarkEnd w:id="16"/>
+    <w:bookmarkStart w:id="17" w:name="Xe47e38e163f8e4dd9d9ee32cfb3b6c46cab4191"/>
+    <w:p>
+      <w:pPr>
+        <w:pStyle w:val="Heading3"/>
+      </w:pPr>
+      <w:r>
+        <w:t xml:space="preserve">8.</w:t>
+      </w:r>
+      <w:r>
+        <w:t xml:space="preserve"> </w:t>
+      </w:r>
+      <w:r>
+        <w:rPr>
+          <w:i/>
+          <w:iCs/>
+        </w:rPr>
+        <w:t xml:space="preserve">(Predict)</w:t>
+      </w:r>
+      <w:r>
+        <w:t xml:space="preserve"> </w:t>
+      </w:r>
+      <w:r>
+        <w:rPr>
+          <w:rStyle w:val="VerbatimChar"/>
+        </w:rPr>
+        <w:t xml:space="preserve">pivot_wider(id_cols = year, names_from = month, values_from = ice_cover)</w:t>
+      </w:r>
+      <w:r>
+        <w:t xml:space="preserve"> </w:t>
+      </w:r>
+      <w:r>
+        <w:t xml:space="preserve">produces:</w:t>
+      </w:r>
+    </w:p>
+    <w:p>
+      <w:pPr>
+        <w:pStyle w:val="FirstParagraph"/>
+      </w:pPr>
+      <w:r>
+        <w:rPr>
+          <w:b/>
+          <w:bCs/>
+        </w:rPr>
+        <w:t xml:space="preserve">a.</w:t>
+      </w:r>
+      <w:r>
+        <w:t xml:space="preserve"> </w:t>
+      </w:r>
+      <w:r>
+        <w:t xml:space="preserve">One row per month, one column per year</w:t>
+      </w:r>
+      <w:r>
+        <w:br/>
+      </w:r>
+      <w:r>
+        <w:rPr>
+          <w:b/>
+          <w:bCs/>
+        </w:rPr>
+        <w:t xml:space="preserve">b.</w:t>
+      </w:r>
+      <w:r>
+        <w:t xml:space="preserve"> </w:t>
+      </w:r>
+      <w:r>
+        <w:t xml:space="preserve">One row per year, one column per month</w:t>
+      </w:r>
+      <w:r>
+        <w:br/>
+      </w:r>
+      <w:r>
+        <w:rPr>
+          <w:b/>
+          <w:bCs/>
+        </w:rPr>
+        <w:t xml:space="preserve">c.</w:t>
+      </w:r>
+      <w:r>
+        <w:t xml:space="preserve"> </w:t>
+      </w:r>
+      <w:r>
+        <w:t xml:space="preserve">A single column</w:t>
+      </w:r>
+      <w:r>
+        <w:br/>
+      </w:r>
+      <w:r>
+        <w:rPr>
+          <w:b/>
+          <w:bCs/>
+        </w:rPr>
+        <w:t xml:space="preserve">d.</w:t>
+      </w:r>
+      <w:r>
+        <w:t xml:space="preserve"> </w:t>
+      </w:r>
+      <w:r>
+        <w:t xml:space="preserve">The same shape as the input</w:t>
+      </w:r>
+    </w:p>
+    <w:bookmarkEnd w:id="17"/>
+    <w:bookmarkStart w:id="18" w:name="X5de42b231d0c5e17369fe0516975458ddf1f15a"/>
+    <w:p>
+      <w:pPr>
+        <w:pStyle w:val="Heading3"/>
+      </w:pPr>
+      <w:r>
+        <w:t xml:space="preserve">9.</w:t>
+      </w:r>
+      <w:r>
+        <w:t xml:space="preserve"> </w:t>
+      </w:r>
+      <w:r>
+        <w:rPr>
+          <w:i/>
+          <w:iCs/>
+        </w:rPr>
+        <w:t xml:space="preserve">(Fix)</w:t>
+      </w:r>
+      <w:r>
+        <w:t xml:space="preserve"> </w:t>
+      </w:r>
+      <w:r>
+        <w:rPr>
+          <w:rStyle w:val="VerbatimChar"/>
+        </w:rPr>
+        <w:t xml:space="preserve">ice_raw %&gt;% pivot_longer(cols = -date, names_to = "year")</w:t>
+      </w:r>
+      <w:r>
+        <w:t xml:space="preserve"> </w:t>
+      </w:r>
+      <w:r>
+        <w:t xml:space="preserve">errors with</w:t>
+      </w:r>
+      <w:r>
+        <w:t xml:space="preserve"> </w:t>
+      </w:r>
+      <w:r>
+        <w:rPr>
+          <w:rStyle w:val="VerbatimChar"/>
+        </w:rPr>
+        <w:t xml:space="preserve">Column 'date' doesn't exist</w:t>
+      </w:r>
+      <w:r>
+        <w:t xml:space="preserve">. The day labels are still row names. What is missing?</w:t>
+      </w:r>
+    </w:p>
+    <w:p>
+      <w:pPr>
+        <w:pStyle w:val="FirstParagraph"/>
+      </w:pPr>
+      <w:r>
+        <w:rPr>
+          <w:b/>
+          <w:bCs/>
+        </w:rPr>
+        <w:t xml:space="preserve">a.</w:t>
+      </w:r>
+      <w:r>
+        <w:t xml:space="preserve"> </w:t>
+      </w:r>
+      <w:r>
+        <w:rPr>
+          <w:rStyle w:val="VerbatimChar"/>
+        </w:rPr>
+        <w:t xml:space="preserve">rownames_to_column(var = "date")</w:t>
+      </w:r>
+      <w:r>
+        <w:t xml:space="preserve"> </w:t>
+      </w:r>
+      <w:r>
+        <w:t xml:space="preserve">before the pivot</w:t>
+      </w:r>
+      <w:r>
+        <w:br/>
+      </w:r>
+      <w:r>
+        <w:rPr>
+          <w:b/>
+          <w:bCs/>
+        </w:rPr>
+        <w:t xml:space="preserve">b.</w:t>
+      </w:r>
+      <w:r>
+        <w:t xml:space="preserve"> </w:t>
+      </w:r>
+      <w:r>
+        <w:rPr>
+          <w:rStyle w:val="VerbatimChar"/>
+        </w:rPr>
+        <w:t xml:space="preserve">library(tidyr)</w:t>
+      </w:r>
+      <w:r>
+        <w:br/>
+      </w:r>
+      <w:r>
+        <w:rPr>
+          <w:b/>
+          <w:bCs/>
+        </w:rPr>
+        <w:t xml:space="preserve">c.</w:t>
+      </w:r>
+      <w:r>
+        <w:t xml:space="preserve"> </w:t>
+      </w:r>
+      <w:r>
+        <w:t xml:space="preserve">A</w:t>
+      </w:r>
+      <w:r>
+        <w:t xml:space="preserve"> </w:t>
+      </w:r>
+      <w:r>
+        <w:rPr>
+          <w:rStyle w:val="VerbatimChar"/>
+        </w:rPr>
+        <w:t xml:space="preserve">values_to</w:t>
+      </w:r>
+      <w:r>
+        <w:t xml:space="preserve"> </w:t>
+      </w:r>
+      <w:r>
+        <w:t xml:space="preserve">argument</w:t>
+      </w:r>
+      <w:r>
+        <w:br/>
+      </w:r>
+      <w:r>
+        <w:rPr>
+          <w:b/>
+          <w:bCs/>
+        </w:rPr>
+        <w:t xml:space="preserve">d.</w:t>
+      </w:r>
+      <w:r>
+        <w:t xml:space="preserve"> </w:t>
+      </w:r>
+      <w:r>
+        <w:rPr>
+          <w:rStyle w:val="VerbatimChar"/>
+        </w:rPr>
+        <w:t xml:space="preserve">arrange(date)</w:t>
+      </w:r>
+    </w:p>
+    <w:bookmarkEnd w:id="18"/>
+    <w:bookmarkStart w:id="19" w:name="X506394684147fb5e693797b6cf1b85e2df62836"/>
+    <w:p>
+      <w:pPr>
+        <w:pStyle w:val="Heading3"/>
+      </w:pPr>
+      <w:r>
+        <w:t xml:space="preserve">10.</w:t>
+      </w:r>
+      <w:r>
+        <w:t xml:space="preserve"> </w:t>
+      </w:r>
+      <w:r>
+        <w:rPr>
+          <w:i/>
+          <w:iCs/>
+        </w:rPr>
+        <w:t xml:space="preserve">(Fix)</w:t>
+      </w:r>
+      <w:r>
+        <w:t xml:space="preserve"> </w:t>
+      </w:r>
+      <w:r>
+        <w:t xml:space="preserve">★ After</w:t>
+      </w:r>
+      <w:r>
+        <w:t xml:space="preserve"> </w:t>
+      </w:r>
+      <w:r>
+        <w:rPr>
+          <w:rStyle w:val="VerbatimChar"/>
+        </w:rPr>
+        <w:t xml:space="preserve">pivot_longer()</w:t>
+      </w:r>
+      <w:r>
+        <w:t xml:space="preserve"> </w:t>
+      </w:r>
+      <w:r>
+        <w:t xml:space="preserve">the new</w:t>
+      </w:r>
+      <w:r>
+        <w:t xml:space="preserve"> </w:t>
+      </w:r>
+      <w:r>
+        <w:rPr>
+          <w:rStyle w:val="VerbatimChar"/>
+        </w:rPr>
+        <w:t xml:space="preserve">year</w:t>
+      </w:r>
+      <w:r>
+        <w:t xml:space="preserve"> </w:t>
+      </w:r>
+      <w:r>
+        <w:t xml:space="preserve">column holds values like</w:t>
+      </w:r>
+      <w:r>
+        <w:t xml:space="preserve"> </w:t>
+      </w:r>
+      <w:r>
+        <w:rPr>
+          <w:rStyle w:val="VerbatimChar"/>
+        </w:rPr>
+        <w:t xml:space="preserve">"X1998"</w:t>
+      </w:r>
+      <w:r>
+        <w:t xml:space="preserve"> </w:t>
+      </w:r>
+      <w:r>
+        <w:t xml:space="preserve">instead of</w:t>
+      </w:r>
+      <w:r>
+        <w:t xml:space="preserve"> </w:t>
+      </w:r>
+      <w:r>
+        <w:rPr>
+          <w:rStyle w:val="VerbatimChar"/>
+        </w:rPr>
+        <w:t xml:space="preserve">1998</w:t>
+      </w:r>
+      <w:r>
+        <w:t xml:space="preserve">. Which argument strips the leading</w:t>
+      </w:r>
+      <w:r>
+        <w:t xml:space="preserve"> </w:t>
+      </w:r>
+      <w:r>
+        <w:rPr>
+          <w:rStyle w:val="VerbatimChar"/>
+        </w:rPr>
+        <w:t xml:space="preserve">"X"</w:t>
+      </w:r>
+      <w:r>
+        <w:t xml:space="preserve">?</w:t>
+      </w:r>
+    </w:p>
+    <w:p>
+      <w:pPr>
+        <w:pStyle w:val="FirstParagraph"/>
+      </w:pPr>
+      <w:r>
+        <w:rPr>
+          <w:b/>
+          <w:bCs/>
+        </w:rPr>
+        <w:t xml:space="preserve">a.</w:t>
+      </w:r>
+      <w:r>
+        <w:t xml:space="preserve"> </w:t>
+      </w:r>
+      <w:r>
+        <w:rPr>
+          <w:rStyle w:val="VerbatimChar"/>
+        </w:rPr>
+        <w:t xml:space="preserve">names_prefix = "X"</w:t>
+      </w:r>
+      <w:r>
+        <w:br/>
+      </w:r>
+      <w:r>
+        <w:rPr>
+          <w:b/>
+          <w:bCs/>
+        </w:rPr>
+        <w:t xml:space="preserve">b.</w:t>
+      </w:r>
+      <w:r>
+        <w:t xml:space="preserve"> </w:t>
+      </w:r>
+      <w:r>
+        <w:rPr>
+          <w:rStyle w:val="VerbatimChar"/>
+        </w:rPr>
+        <w:t xml:space="preserve">values_drop_na = TRUE</w:t>
+      </w:r>
+      <w:r>
+        <w:br/>
+      </w:r>
+      <w:r>
+        <w:rPr>
+          <w:b/>
+          <w:bCs/>
+        </w:rPr>
+        <w:t xml:space="preserve">c.</w:t>
+      </w:r>
+      <w:r>
+        <w:t xml:space="preserve"> </w:t>
+      </w:r>
+      <w:r>
+        <w:rPr>
+          <w:rStyle w:val="VerbatimChar"/>
+        </w:rPr>
+        <w:t xml:space="preserve">names_sep = "X"</w:t>
+      </w:r>
+      <w:r>
+        <w:br/>
+      </w:r>
+      <w:r>
+        <w:rPr>
+          <w:b/>
+          <w:bCs/>
+        </w:rPr>
+        <w:t xml:space="preserve">d.</w:t>
+      </w:r>
+      <w:r>
+        <w:t xml:space="preserve"> </w:t>
+      </w:r>
+      <w:r>
+        <w:rPr>
+          <w:rStyle w:val="VerbatimChar"/>
+        </w:rPr>
+        <w:t xml:space="preserve">cols = -X</w:t>
+      </w:r>
     </w:p>
     <w:p>
       <w:r>
@@ -293,112 +1337,475 @@
         </w:pict>
       </w:r>
     </w:p>
-    <w:bookmarkEnd w:id="13"/>
-    <w:bookmarkEnd w:id="14"/>
-    <w:bookmarkStart w:id="16" w:name="question-3-predict-the-output"/>
-    <w:p>
-      <w:pPr>
-        <w:pStyle w:val="Heading1"/>
-      </w:pPr>
-      <w:r>
-        <w:t xml:space="preserve">Question 3 · Predict the output</w:t>
-      </w:r>
-    </w:p>
-    <w:bookmarkStart w:id="15" w:name="X4b6bb1ebb4bc048e4ab6b7c77646a629e5c0175"/>
+    <w:bookmarkEnd w:id="19"/>
+    <w:bookmarkEnd w:id="20"/>
+    <w:bookmarkStart w:id="25" w:name="slice_max-and-reading-messy-files"/>
+    <w:p>
+      <w:pPr>
+        <w:pStyle w:val="Heading2"/>
+      </w:pPr>
+      <w:r>
+        <w:rPr>
+          <w:rStyle w:val="VerbatimChar"/>
+        </w:rPr>
+        <w:t xml:space="preserve">slice_max()</w:t>
+      </w:r>
+      <w:r>
+        <w:t xml:space="preserve"> </w:t>
+      </w:r>
+      <w:r>
+        <w:t xml:space="preserve">and reading messy files</w:t>
+      </w:r>
+    </w:p>
+    <w:bookmarkStart w:id="21" w:name="X60dc082316fb45c103e580af63095948892f474"/>
     <w:p>
       <w:pPr>
         <w:pStyle w:val="Heading3"/>
       </w:pPr>
       <w:r>
-        <w:rPr>
-          <w:rStyle w:val="VerbatimChar"/>
-        </w:rPr>
-        <w:t xml:space="preserve">ice_raw</w:t>
-      </w:r>
-      <w:r>
-        <w:t xml:space="preserve"> </w:t>
-      </w:r>
-      <w:r>
-        <w:t xml:space="preserve">has 190 rows and 53 year-columns (plus a</w:t>
-      </w:r>
-      <w:r>
-        <w:t xml:space="preserve"> </w:t>
-      </w:r>
-      <w:r>
-        <w:rPr>
-          <w:rStyle w:val="VerbatimChar"/>
-        </w:rPr>
-        <w:t xml:space="preserve">date</w:t>
-      </w:r>
-      <w:r>
-        <w:t xml:space="preserve"> </w:t>
-      </w:r>
-      <w:r>
-        <w:t xml:space="preserve">column). After</w:t>
-      </w:r>
-      <w:r>
-        <w:t xml:space="preserve"> </w:t>
-      </w:r>
-      <w:r>
-        <w:rPr>
-          <w:rStyle w:val="VerbatimChar"/>
-        </w:rPr>
-        <w:t xml:space="preserve">pivot_longer(cols = -date)</w:t>
-      </w:r>
-      <w:r>
-        <w:t xml:space="preserve">, roughly how many</w:t>
-      </w:r>
-      <w:r>
-        <w:t xml:space="preserve"> </w:t>
-      </w:r>
-      <w:r>
-        <w:rPr>
-          <w:b/>
-          <w:bCs/>
-        </w:rPr>
-        <w:t xml:space="preserve">rows</w:t>
-      </w:r>
-      <w:r>
-        <w:t xml:space="preserve"> </w:t>
-      </w:r>
-      <w:r>
-        <w:t xml:space="preserve">and how many</w:t>
-      </w:r>
-      <w:r>
-        <w:t xml:space="preserve"> </w:t>
-      </w:r>
-      <w:r>
-        <w:rPr>
-          <w:b/>
-          <w:bCs/>
-        </w:rPr>
-        <w:t xml:space="preserve">columns</w:t>
-      </w:r>
-      <w:r>
-        <w:t xml:space="preserve"> </w:t>
-      </w:r>
-      <w:r>
-        <w:t xml:space="preserve">will the result have?</w:t>
-      </w:r>
-    </w:p>
-    <w:p>
-      <w:pPr>
-        <w:pStyle w:val="SourceCode"/>
-      </w:pPr>
-      <w:r>
-        <w:rPr>
-          <w:rStyle w:val="VerbatimChar"/>
-        </w:rPr>
-        <w:t xml:space="preserve">Columns:</w:t>
+        <w:t xml:space="preserve">11.</w:t>
+      </w:r>
+      <w:r>
+        <w:t xml:space="preserve"> </w:t>
+      </w:r>
+      <w:r>
+        <w:rPr>
+          <w:i/>
+          <w:iCs/>
+        </w:rPr>
+        <w:t xml:space="preserve">(MC)</w:t>
+      </w:r>
+      <w:r>
+        <w:t xml:space="preserve"> </w:t>
+      </w:r>
+      <w:r>
+        <w:t xml:space="preserve">To keep, for each</w:t>
+      </w:r>
+      <w:r>
+        <w:t xml:space="preserve"> </w:t>
+      </w:r>
+      <w:r>
+        <w:rPr>
+          <w:rStyle w:val="VerbatimChar"/>
+        </w:rPr>
+        <w:t xml:space="preserve">year</w:t>
+      </w:r>
+      <w:r>
+        <w:t xml:space="preserve">, the single row with the highest</w:t>
+      </w:r>
+      <w:r>
+        <w:t xml:space="preserve"> </w:t>
+      </w:r>
+      <w:r>
+        <w:rPr>
+          <w:rStyle w:val="VerbatimChar"/>
+        </w:rPr>
+        <w:t xml:space="preserve">ice_cover</w:t>
+      </w:r>
+      <w:r>
+        <w:t xml:space="preserve">, you use:</w:t>
+      </w:r>
+    </w:p>
+    <w:p>
+      <w:pPr>
+        <w:pStyle w:val="FirstParagraph"/>
+      </w:pPr>
+      <w:r>
+        <w:rPr>
+          <w:b/>
+          <w:bCs/>
+        </w:rPr>
+        <w:t xml:space="preserve">a.</w:t>
+      </w:r>
+      <w:r>
+        <w:t xml:space="preserve"> </w:t>
+      </w:r>
+      <w:r>
+        <w:rPr>
+          <w:rStyle w:val="VerbatimChar"/>
+        </w:rPr>
+        <w:t xml:space="preserve">group_by(year) %&gt;% slice_max(order_by = ice_cover, n = 1)</w:t>
       </w:r>
       <w:r>
         <w:br/>
       </w:r>
       <w:r>
         <w:rPr>
-          <w:rStyle w:val="VerbatimChar"/>
-        </w:rPr>
-        <w:t xml:space="preserve">Rows (approx):</w:t>
+          <w:b/>
+          <w:bCs/>
+        </w:rPr>
+        <w:t xml:space="preserve">b.</w:t>
+      </w:r>
+      <w:r>
+        <w:t xml:space="preserve"> </w:t>
+      </w:r>
+      <w:r>
+        <w:rPr>
+          <w:rStyle w:val="VerbatimChar"/>
+        </w:rPr>
+        <w:t xml:space="preserve">filter(ice_cover == max)</w:t>
+      </w:r>
+      <w:r>
+        <w:br/>
+      </w:r>
+      <w:r>
+        <w:rPr>
+          <w:b/>
+          <w:bCs/>
+        </w:rPr>
+        <w:t xml:space="preserve">c.</w:t>
+      </w:r>
+      <w:r>
+        <w:t xml:space="preserve"> </w:t>
+      </w:r>
+      <w:r>
+        <w:rPr>
+          <w:rStyle w:val="VerbatimChar"/>
+        </w:rPr>
+        <w:t xml:space="preserve">arrange(ice_cover) %&gt;% head(1)</w:t>
+      </w:r>
+      <w:r>
+        <w:br/>
+      </w:r>
+      <w:r>
+        <w:rPr>
+          <w:b/>
+          <w:bCs/>
+        </w:rPr>
+        <w:t xml:space="preserve">d.</w:t>
+      </w:r>
+      <w:r>
+        <w:t xml:space="preserve"> </w:t>
+      </w:r>
+      <w:r>
+        <w:rPr>
+          <w:rStyle w:val="VerbatimChar"/>
+        </w:rPr>
+        <w:t xml:space="preserve">pivot_wider(ice_cover)</w:t>
+      </w:r>
+    </w:p>
+    <w:bookmarkEnd w:id="21"/>
+    <w:bookmarkStart w:id="22" w:name="Xf1b20a58234559d5a89a6ffb9ba43a17b522930"/>
+    <w:p>
+      <w:pPr>
+        <w:pStyle w:val="Heading3"/>
+      </w:pPr>
+      <w:r>
+        <w:t xml:space="preserve">12.</w:t>
+      </w:r>
+      <w:r>
+        <w:t xml:space="preserve"> </w:t>
+      </w:r>
+      <w:r>
+        <w:rPr>
+          <w:i/>
+          <w:iCs/>
+        </w:rPr>
+        <w:t xml:space="preserve">(T/F)</w:t>
+      </w:r>
+      <w:r>
+        <w:t xml:space="preserve"> </w:t>
+      </w:r>
+      <w:r>
+        <w:rPr>
+          <w:rStyle w:val="VerbatimChar"/>
+        </w:rPr>
+        <w:t xml:space="preserve">slice_max(n = 1)</w:t>
+      </w:r>
+      <w:r>
+        <w:t xml:space="preserve"> </w:t>
+      </w:r>
+      <w:r>
+        <w:t xml:space="preserve">without</w:t>
+      </w:r>
+      <w:r>
+        <w:t xml:space="preserve"> </w:t>
+      </w:r>
+      <w:r>
+        <w:rPr>
+          <w:rStyle w:val="VerbatimChar"/>
+        </w:rPr>
+        <w:t xml:space="preserve">group_by()</w:t>
+      </w:r>
+      <w:r>
+        <w:t xml:space="preserve"> </w:t>
+      </w:r>
+      <w:r>
+        <w:t xml:space="preserve">first returns the single highest row in the whole data set, not one per group.</w:t>
+      </w:r>
+    </w:p>
+    <w:p>
+      <w:pPr>
+        <w:pStyle w:val="FirstParagraph"/>
+      </w:pPr>
+      <w:r>
+        <w:rPr>
+          <w:b/>
+          <w:bCs/>
+        </w:rPr>
+        <w:t xml:space="preserve">True / False</w:t>
+      </w:r>
+    </w:p>
+    <w:bookmarkEnd w:id="22"/>
+    <w:bookmarkStart w:id="23" w:name="X0711aad7d942fdac2a413f03bf46c0049375e6b"/>
+    <w:p>
+      <w:pPr>
+        <w:pStyle w:val="Heading3"/>
+      </w:pPr>
+      <w:r>
+        <w:t xml:space="preserve">13.</w:t>
+      </w:r>
+      <w:r>
+        <w:t xml:space="preserve"> </w:t>
+      </w:r>
+      <w:r>
+        <w:rPr>
+          <w:i/>
+          <w:iCs/>
+        </w:rPr>
+        <w:t xml:space="preserve">(MC)</w:t>
+      </w:r>
+      <w:r>
+        <w:t xml:space="preserve"> </w:t>
+      </w:r>
+      <w:r>
+        <w:t xml:space="preserve">★ A NOAA text file is space-separated, not comma-separated. Which is true?</w:t>
+      </w:r>
+    </w:p>
+    <w:p>
+      <w:pPr>
+        <w:pStyle w:val="FirstParagraph"/>
+      </w:pPr>
+      <w:r>
+        <w:rPr>
+          <w:b/>
+          <w:bCs/>
+        </w:rPr>
+        <w:t xml:space="preserve">a.</w:t>
+      </w:r>
+      <w:r>
+        <w:t xml:space="preserve"> </w:t>
+      </w:r>
+      <w:r>
+        <w:rPr>
+          <w:rStyle w:val="VerbatimChar"/>
+        </w:rPr>
+        <w:t xml:space="preserve">read_csv()</w:t>
+      </w:r>
+      <w:r>
+        <w:t xml:space="preserve"> </w:t>
+      </w:r>
+      <w:r>
+        <w:t xml:space="preserve">is fine — it auto-detects any separator</w:t>
+      </w:r>
+      <w:r>
+        <w:br/>
+      </w:r>
+      <w:r>
+        <w:rPr>
+          <w:b/>
+          <w:bCs/>
+        </w:rPr>
+        <w:t xml:space="preserve">b.</w:t>
+      </w:r>
+      <w:r>
+        <w:t xml:space="preserve"> </w:t>
+      </w:r>
+      <w:r>
+        <w:t xml:space="preserve">Use</w:t>
+      </w:r>
+      <w:r>
+        <w:t xml:space="preserve"> </w:t>
+      </w:r>
+      <w:r>
+        <w:rPr>
+          <w:rStyle w:val="VerbatimChar"/>
+        </w:rPr>
+        <w:t xml:space="preserve">read_table()</w:t>
+      </w:r>
+      <w:r>
+        <w:t xml:space="preserve"> </w:t>
+      </w:r>
+      <w:r>
+        <w:t xml:space="preserve">/</w:t>
+      </w:r>
+      <w:r>
+        <w:t xml:space="preserve"> </w:t>
+      </w:r>
+      <w:r>
+        <w:rPr>
+          <w:rStyle w:val="VerbatimChar"/>
+        </w:rPr>
+        <w:t xml:space="preserve">read_delim()</w:t>
+      </w:r>
+      <w:r>
+        <w:t xml:space="preserve">;</w:t>
+      </w:r>
+      <w:r>
+        <w:t xml:space="preserve"> </w:t>
+      </w:r>
+      <w:r>
+        <w:rPr>
+          <w:rStyle w:val="VerbatimChar"/>
+        </w:rPr>
+        <w:t xml:space="preserve">read_csv()</w:t>
+      </w:r>
+      <w:r>
+        <w:t xml:space="preserve"> </w:t>
+      </w:r>
+      <w:r>
+        <w:t xml:space="preserve">expects commas and would misparse it</w:t>
+      </w:r>
+      <w:r>
+        <w:br/>
+      </w:r>
+      <w:r>
+        <w:rPr>
+          <w:b/>
+          <w:bCs/>
+        </w:rPr>
+        <w:t xml:space="preserve">c.</w:t>
+      </w:r>
+      <w:r>
+        <w:t xml:space="preserve"> </w:t>
+      </w:r>
+      <w:r>
+        <w:t xml:space="preserve">You must open it in Excel first</w:t>
+      </w:r>
+      <w:r>
+        <w:br/>
+      </w:r>
+      <w:r>
+        <w:rPr>
+          <w:b/>
+          <w:bCs/>
+        </w:rPr>
+        <w:t xml:space="preserve">d.</w:t>
+      </w:r>
+      <w:r>
+        <w:t xml:space="preserve"> </w:t>
+      </w:r>
+      <w:r>
+        <w:t xml:space="preserve">Space-separated files cannot be read into R</w:t>
+      </w:r>
+    </w:p>
+    <w:bookmarkEnd w:id="23"/>
+    <w:bookmarkStart w:id="24" w:name="Xb624f120dedce5d923f7f38c80bb580d708ac2e"/>
+    <w:p>
+      <w:pPr>
+        <w:pStyle w:val="Heading3"/>
+      </w:pPr>
+      <w:r>
+        <w:t xml:space="preserve">14.</w:t>
+      </w:r>
+      <w:r>
+        <w:t xml:space="preserve"> </w:t>
+      </w:r>
+      <w:r>
+        <w:rPr>
+          <w:i/>
+          <w:iCs/>
+        </w:rPr>
+        <w:t xml:space="preserve">(Fix)</w:t>
+      </w:r>
+      <w:r>
+        <w:t xml:space="preserve"> </w:t>
+      </w:r>
+      <w:r>
+        <w:rPr>
+          <w:rStyle w:val="VerbatimChar"/>
+        </w:rPr>
+        <w:t xml:space="preserve">read_csv("data/noaa_ice.txt")</w:t>
+      </w:r>
+      <w:r>
+        <w:t xml:space="preserve"> </w:t>
+      </w:r>
+      <w:r>
+        <w:t xml:space="preserve">reads the whole file into a single column. Why?</w:t>
+      </w:r>
+    </w:p>
+    <w:p>
+      <w:pPr>
+        <w:pStyle w:val="FirstParagraph"/>
+      </w:pPr>
+      <w:r>
+        <w:rPr>
+          <w:b/>
+          <w:bCs/>
+        </w:rPr>
+        <w:t xml:space="preserve">a.</w:t>
+      </w:r>
+      <w:r>
+        <w:t xml:space="preserve"> </w:t>
+      </w:r>
+      <w:r>
+        <w:t xml:space="preserve">The file is space/tab-separated, not comma-separated; use a reader that matches the delimiter</w:t>
+      </w:r>
+      <w:r>
+        <w:br/>
+      </w:r>
+      <w:r>
+        <w:rPr>
+          <w:b/>
+          <w:bCs/>
+        </w:rPr>
+        <w:t xml:space="preserve">b.</w:t>
+      </w:r>
+      <w:r>
+        <w:t xml:space="preserve"> </w:t>
+      </w:r>
+      <w:r>
+        <w:rPr>
+          <w:rStyle w:val="VerbatimChar"/>
+        </w:rPr>
+        <w:t xml:space="preserve">.txt</w:t>
+      </w:r>
+      <w:r>
+        <w:t xml:space="preserve"> </w:t>
+      </w:r>
+      <w:r>
+        <w:t xml:space="preserve">files cannot be read</w:t>
+      </w:r>
+      <w:r>
+        <w:br/>
+      </w:r>
+      <w:r>
+        <w:rPr>
+          <w:b/>
+          <w:bCs/>
+        </w:rPr>
+        <w:t xml:space="preserve">c.</w:t>
+      </w:r>
+      <w:r>
+        <w:t xml:space="preserve"> </w:t>
+      </w:r>
+      <w:r>
+        <w:t xml:space="preserve">You need</w:t>
+      </w:r>
+      <w:r>
+        <w:t xml:space="preserve"> </w:t>
+      </w:r>
+      <w:r>
+        <w:rPr>
+          <w:rStyle w:val="VerbatimChar"/>
+        </w:rPr>
+        <w:t xml:space="preserve">library(readr)</w:t>
+      </w:r>
+      <w:r>
+        <w:br/>
+      </w:r>
+      <w:r>
+        <w:rPr>
+          <w:b/>
+          <w:bCs/>
+        </w:rPr>
+        <w:t xml:space="preserve">d.</w:t>
+      </w:r>
+      <w:r>
+        <w:t xml:space="preserve"> </w:t>
+      </w:r>
+      <w:r>
+        <w:t xml:space="preserve">The file is empty</w:t>
       </w:r>
     </w:p>
     <w:p>
@@ -408,658 +1815,9 @@
         </w:pict>
       </w:r>
     </w:p>
-    <w:bookmarkEnd w:id="15"/>
-    <w:bookmarkEnd w:id="16"/>
-    <w:bookmarkStart w:id="18" w:name="question-4-matching-reshape-directions"/>
-    <w:p>
-      <w:pPr>
-        <w:pStyle w:val="Heading1"/>
-      </w:pPr>
-      <w:r>
-        <w:t xml:space="preserve">Question 4 · Matching — reshape directions</w:t>
-      </w:r>
-    </w:p>
-    <w:bookmarkStart w:id="17" w:name="X8ae56e66ac1c8cc552b2de9a39dae55897629d9"/>
-    <w:p>
-      <w:pPr>
-        <w:pStyle w:val="Heading3"/>
-      </w:pPr>
-      <w:r>
-        <w:t xml:space="preserve">Match each function to when you’d use it. Write the letter next to each item.</w:t>
-      </w:r>
-    </w:p>
-    <w:p>
-      <w:pPr>
-        <w:pStyle w:val="SourceCode"/>
-      </w:pPr>
-      <w:r>
-        <w:rPr>
-          <w:rStyle w:val="VerbatimChar"/>
-        </w:rPr>
-        <w:t xml:space="preserve">1.  pivot_longer()   ___</w:t>
-      </w:r>
-      <w:r>
-        <w:br/>
-      </w:r>
-      <w:r>
-        <w:rPr>
-          <w:rStyle w:val="VerbatimChar"/>
-        </w:rPr>
-        <w:t xml:space="preserve">2.  pivot_wider()    ___</w:t>
-      </w:r>
-      <w:r>
-        <w:br/>
-      </w:r>
-      <w:r>
-        <w:rPr>
-          <w:rStyle w:val="VerbatimChar"/>
-        </w:rPr>
-        <w:t xml:space="preserve">3.  slice_max()      ___</w:t>
-      </w:r>
-      <w:r>
-        <w:br/>
-      </w:r>
-      <w:r>
-        <w:rPr>
-          <w:rStyle w:val="VerbatimChar"/>
-        </w:rPr>
-        <w:t xml:space="preserve">4.  group_by()       ___</w:t>
-      </w:r>
-    </w:p>
-    <w:p>
-      <w:pPr>
-        <w:pStyle w:val="SourceCode"/>
-      </w:pPr>
-      <w:r>
-        <w:rPr>
-          <w:rStyle w:val="VerbatimChar"/>
-        </w:rPr>
-        <w:t xml:space="preserve">A.  Split the data into groups before summarizing</w:t>
-      </w:r>
-      <w:r>
-        <w:br/>
-      </w:r>
-      <w:r>
-        <w:rPr>
-          <w:rStyle w:val="VerbatimChar"/>
-        </w:rPr>
-        <w:t xml:space="preserve">B.  Make a human-readable summary table from tidy data</w:t>
-      </w:r>
-      <w:r>
-        <w:br/>
-      </w:r>
-      <w:r>
-        <w:rPr>
-          <w:rStyle w:val="VerbatimChar"/>
-        </w:rPr>
-        <w:t xml:space="preserve">C.  Turn many columns into key–value pairs (tidy it)</w:t>
-      </w:r>
-      <w:r>
-        <w:br/>
-      </w:r>
-      <w:r>
-        <w:rPr>
-          <w:rStyle w:val="VerbatimChar"/>
-        </w:rPr>
-        <w:t xml:space="preserve">D.  Keep the single highest-value row per group</w:t>
-      </w:r>
-    </w:p>
-    <w:p>
-      <w:r>
-        <w:pict>
-          <v:rect style="width:0;height:1.5pt" o:hralign="center" o:hrstd="t" o:hr="t"/>
-        </w:pict>
-      </w:r>
-    </w:p>
-    <w:bookmarkEnd w:id="17"/>
-    <w:bookmarkEnd w:id="18"/>
-    <w:bookmarkStart w:id="20" w:name="question-5-short-code-pivot_longer"/>
-    <w:p>
-      <w:pPr>
-        <w:pStyle w:val="Heading1"/>
-      </w:pPr>
-      <w:r>
-        <w:t xml:space="preserve">Question 5 · Short code — pivot_longer</w:t>
-      </w:r>
-    </w:p>
-    <w:bookmarkStart w:id="19" w:name="X5243ef1412974752fd936091e5533d5d57fa666"/>
-    <w:p>
-      <w:pPr>
-        <w:pStyle w:val="Heading3"/>
-      </w:pPr>
-      <w:r>
-        <w:t xml:space="preserve">Write a</w:t>
-      </w:r>
-      <w:r>
-        <w:t xml:space="preserve"> </w:t>
-      </w:r>
-      <w:r>
-        <w:rPr>
-          <w:rStyle w:val="VerbatimChar"/>
-        </w:rPr>
-        <w:t xml:space="preserve">pivot_longer()</w:t>
-      </w:r>
-      <w:r>
-        <w:t xml:space="preserve"> </w:t>
-      </w:r>
-      <w:r>
-        <w:t xml:space="preserve">that collapses every column except</w:t>
-      </w:r>
-      <w:r>
-        <w:t xml:space="preserve"> </w:t>
-      </w:r>
-      <w:r>
-        <w:rPr>
-          <w:rStyle w:val="VerbatimChar"/>
-        </w:rPr>
-        <w:t xml:space="preserve">date</w:t>
-      </w:r>
-      <w:r>
-        <w:t xml:space="preserve"> </w:t>
-      </w:r>
-      <w:r>
-        <w:t xml:space="preserve">into a</w:t>
-      </w:r>
-      <w:r>
-        <w:t xml:space="preserve"> </w:t>
-      </w:r>
-      <w:r>
-        <w:rPr>
-          <w:rStyle w:val="VerbatimChar"/>
-        </w:rPr>
-        <w:t xml:space="preserve">year</w:t>
-      </w:r>
-      <w:r>
-        <w:t xml:space="preserve"> </w:t>
-      </w:r>
-      <w:r>
-        <w:t xml:space="preserve">column (stripping a leading</w:t>
-      </w:r>
-      <w:r>
-        <w:t xml:space="preserve"> </w:t>
-      </w:r>
-      <w:r>
-        <w:rPr>
-          <w:rStyle w:val="VerbatimChar"/>
-        </w:rPr>
-        <w:t xml:space="preserve">"X"</w:t>
-      </w:r>
-      <w:r>
-        <w:t xml:space="preserve"> </w:t>
-      </w:r>
-      <w:r>
-        <w:t xml:space="preserve">from the names) and an</w:t>
-      </w:r>
-      <w:r>
-        <w:t xml:space="preserve"> </w:t>
-      </w:r>
-      <w:r>
-        <w:rPr>
-          <w:rStyle w:val="VerbatimChar"/>
-        </w:rPr>
-        <w:t xml:space="preserve">ice_cover</w:t>
-      </w:r>
-      <w:r>
-        <w:t xml:space="preserve"> </w:t>
-      </w:r>
-      <w:r>
-        <w:t xml:space="preserve">column.</w:t>
-      </w:r>
-    </w:p>
-    <w:p>
-      <w:pPr>
-        <w:pStyle w:val="SourceCode"/>
-      </w:pPr>
-      <w:r>
-        <w:rPr>
-          <w:rStyle w:val="CommentTok"/>
-        </w:rPr>
-        <w:t xml:space="preserve"># Your code:</w:t>
-      </w:r>
-      <w:r>
-        <w:br/>
-      </w:r>
-    </w:p>
-    <w:p>
-      <w:r>
-        <w:pict>
-          <v:rect style="width:0;height:1.5pt" o:hralign="center" o:hrstd="t" o:hr="t"/>
-        </w:pict>
-      </w:r>
-    </w:p>
-    <w:bookmarkEnd w:id="19"/>
-    <w:bookmarkEnd w:id="20"/>
-    <w:bookmarkStart w:id="22" w:name="question-6-find-the-error-no-date-column"/>
-    <w:p>
-      <w:pPr>
-        <w:pStyle w:val="Heading1"/>
-      </w:pPr>
-      <w:r>
-        <w:t xml:space="preserve">Question 6 · Find the error — no date column</w:t>
-      </w:r>
-    </w:p>
-    <w:bookmarkStart w:id="21" w:name="X8bb7396aa2d60dda8306932db60b676db6e23fa"/>
-    <w:p>
-      <w:pPr>
-        <w:pStyle w:val="Heading3"/>
-      </w:pPr>
-      <w:r>
-        <w:t xml:space="preserve">This errors with</w:t>
-      </w:r>
-      <w:r>
-        <w:t xml:space="preserve"> </w:t>
-      </w:r>
-      <w:r>
-        <w:rPr>
-          <w:rStyle w:val="VerbatimChar"/>
-        </w:rPr>
-        <w:t xml:space="preserve">Column 'date' doesn't exist</w:t>
-      </w:r>
-      <w:r>
-        <w:t xml:space="preserve">. The day labels are still row names. What single step is missing before the pivot?</w:t>
-      </w:r>
-    </w:p>
-    <w:p>
-      <w:pPr>
-        <w:pStyle w:val="SourceCode"/>
-      </w:pPr>
-      <w:r>
-        <w:rPr>
-          <w:rStyle w:val="NormalTok"/>
-        </w:rPr>
-        <w:t xml:space="preserve">ice_raw </w:t>
-      </w:r>
-      <w:r>
-        <w:rPr>
-          <w:rStyle w:val="SpecialCharTok"/>
-        </w:rPr>
-        <w:t xml:space="preserve">%&gt;%</w:t>
-      </w:r>
-      <w:r>
-        <w:rPr>
-          <w:rStyle w:val="NormalTok"/>
-        </w:rPr>
-        <w:t xml:space="preserve"> </w:t>
-      </w:r>
-      <w:r>
-        <w:rPr>
-          <w:rStyle w:val="FunctionTok"/>
-        </w:rPr>
-        <w:t xml:space="preserve">pivot_longer</w:t>
-      </w:r>
-      <w:r>
-        <w:rPr>
-          <w:rStyle w:val="NormalTok"/>
-        </w:rPr>
-        <w:t xml:space="preserve">(</w:t>
-      </w:r>
-      <w:r>
-        <w:rPr>
-          <w:rStyle w:val="AttributeTok"/>
-        </w:rPr>
-        <w:t xml:space="preserve">cols =</w:t>
-      </w:r>
-      <w:r>
-        <w:rPr>
-          <w:rStyle w:val="NormalTok"/>
-        </w:rPr>
-        <w:t xml:space="preserve"> </w:t>
-      </w:r>
-      <w:r>
-        <w:rPr>
-          <w:rStyle w:val="SpecialCharTok"/>
-        </w:rPr>
-        <w:t xml:space="preserve">-</w:t>
-      </w:r>
-      <w:r>
-        <w:rPr>
-          <w:rStyle w:val="NormalTok"/>
-        </w:rPr>
-        <w:t xml:space="preserve">date, </w:t>
-      </w:r>
-      <w:r>
-        <w:rPr>
-          <w:rStyle w:val="AttributeTok"/>
-        </w:rPr>
-        <w:t xml:space="preserve">names_to =</w:t>
-      </w:r>
-      <w:r>
-        <w:rPr>
-          <w:rStyle w:val="NormalTok"/>
-        </w:rPr>
-        <w:t xml:space="preserve"> </w:t>
-      </w:r>
-      <w:r>
-        <w:rPr>
-          <w:rStyle w:val="StringTok"/>
-        </w:rPr>
-        <w:t xml:space="preserve">"year"</w:t>
-      </w:r>
-      <w:r>
-        <w:rPr>
-          <w:rStyle w:val="NormalTok"/>
-        </w:rPr>
-        <w:t xml:space="preserve">)</w:t>
-      </w:r>
-    </w:p>
-    <w:p>
-      <w:pPr>
-        <w:pStyle w:val="FirstParagraph"/>
-      </w:pPr>
-      <w:r>
-        <w:t xml:space="preserve">Your fix and explanation:</w:t>
-      </w:r>
-    </w:p>
-    <w:p>
-      <w:pPr>
-        <w:pStyle w:val="SourceCode"/>
-      </w:pPr>
-    </w:p>
-    <w:p>
-      <w:r>
-        <w:pict>
-          <v:rect style="width:0;height:1.5pt" o:hralign="center" o:hrstd="t" o:hr="t"/>
-        </w:pict>
-      </w:r>
-    </w:p>
-    <w:bookmarkEnd w:id="21"/>
-    <w:bookmarkEnd w:id="22"/>
-    <w:bookmarkStart w:id="24" w:name="question-7-short-code-slice_max"/>
-    <w:p>
-      <w:pPr>
-        <w:pStyle w:val="Heading1"/>
-      </w:pPr>
-      <w:r>
-        <w:t xml:space="preserve">Question 7 · Short code — slice_max</w:t>
-      </w:r>
-    </w:p>
-    <w:bookmarkStart w:id="23" w:name="X6f3780aee04bed4ff8af351e77152cc54d77cda"/>
-    <w:p>
-      <w:pPr>
-        <w:pStyle w:val="Heading3"/>
-      </w:pPr>
-      <w:r>
-        <w:t xml:space="preserve">Write code that, for each</w:t>
-      </w:r>
-      <w:r>
-        <w:t xml:space="preserve"> </w:t>
-      </w:r>
-      <w:r>
-        <w:rPr>
-          <w:rStyle w:val="VerbatimChar"/>
-        </w:rPr>
-        <w:t xml:space="preserve">year</w:t>
-      </w:r>
-      <w:r>
-        <w:t xml:space="preserve">, keeps only the single row with the highest</w:t>
-      </w:r>
-      <w:r>
-        <w:t xml:space="preserve"> </w:t>
-      </w:r>
-      <w:r>
-        <w:rPr>
-          <w:rStyle w:val="VerbatimChar"/>
-        </w:rPr>
-        <w:t xml:space="preserve">ice_cover</w:t>
-      </w:r>
-      <w:r>
-        <w:t xml:space="preserve"> </w:t>
-      </w:r>
-      <w:r>
-        <w:t xml:space="preserve">in</w:t>
-      </w:r>
-      <w:r>
-        <w:t xml:space="preserve"> </w:t>
-      </w:r>
-      <w:r>
-        <w:rPr>
-          <w:rStyle w:val="VerbatimChar"/>
-        </w:rPr>
-        <w:t xml:space="preserve">ice_clean</w:t>
-      </w:r>
-      <w:r>
-        <w:t xml:space="preserve">.</w:t>
-      </w:r>
-    </w:p>
-    <w:p>
-      <w:pPr>
-        <w:pStyle w:val="SourceCode"/>
-      </w:pPr>
-      <w:r>
-        <w:rPr>
-          <w:rStyle w:val="CommentTok"/>
-        </w:rPr>
-        <w:t xml:space="preserve"># Your code:</w:t>
-      </w:r>
-      <w:r>
-        <w:br/>
-      </w:r>
-    </w:p>
-    <w:p>
-      <w:r>
-        <w:pict>
-          <v:rect style="width:0;height:1.5pt" o:hralign="center" o:hrstd="t" o:hr="t"/>
-        </w:pict>
-      </w:r>
-    </w:p>
-    <w:bookmarkEnd w:id="23"/>
     <w:bookmarkEnd w:id="24"/>
-    <w:bookmarkStart w:id="26" w:name="question-8-multiple-choice-pivot_wider"/>
-    <w:p>
-      <w:pPr>
-        <w:pStyle w:val="Heading1"/>
-      </w:pPr>
-      <w:r>
-        <w:t xml:space="preserve">Question 8 · Multiple choice — pivot_wider</w:t>
-      </w:r>
-    </w:p>
-    <w:bookmarkStart w:id="25" w:name="X859b1773f45325fa110b748e54ece272b19e654"/>
-    <w:p>
-      <w:pPr>
-        <w:pStyle w:val="Heading3"/>
-      </w:pPr>
-      <w:r>
-        <w:rPr>
-          <w:rStyle w:val="VerbatimChar"/>
-        </w:rPr>
-        <w:t xml:space="preserve">pivot_wider(id_cols = year, names_from = month, values_from = ice_cover)</w:t>
-      </w:r>
-      <w:r>
-        <w:t xml:space="preserve"> </w:t>
-      </w:r>
-      <w:r>
-        <w:t xml:space="preserve">produces a table with:</w:t>
-      </w:r>
-    </w:p>
-    <w:p>
-      <w:pPr>
-        <w:pStyle w:val="SourceCode"/>
-      </w:pPr>
-      <w:r>
-        <w:rPr>
-          <w:rStyle w:val="VerbatimChar"/>
-        </w:rPr>
-        <w:t xml:space="preserve">A)  One row per month, one column per year</w:t>
-      </w:r>
-      <w:r>
-        <w:br/>
-      </w:r>
-      <w:r>
-        <w:rPr>
-          <w:rStyle w:val="VerbatimChar"/>
-        </w:rPr>
-        <w:t xml:space="preserve">B)  One row per year, one column per month</w:t>
-      </w:r>
-      <w:r>
-        <w:br/>
-      </w:r>
-      <w:r>
-        <w:rPr>
-          <w:rStyle w:val="VerbatimChar"/>
-        </w:rPr>
-        <w:t xml:space="preserve">C)  A single column</w:t>
-      </w:r>
-      <w:r>
-        <w:br/>
-      </w:r>
-      <w:r>
-        <w:rPr>
-          <w:rStyle w:val="VerbatimChar"/>
-        </w:rPr>
-        <w:t xml:space="preserve">D)  The same shape as the input</w:t>
-      </w:r>
-    </w:p>
-    <w:p>
-      <w:pPr>
-        <w:pStyle w:val="FirstParagraph"/>
-      </w:pPr>
-      <w:r>
-        <w:t xml:space="preserve">Your answer:</w:t>
-      </w:r>
-    </w:p>
-    <w:p>
-      <w:pPr>
-        <w:pStyle w:val="SourceCode"/>
-      </w:pPr>
-    </w:p>
-    <w:p>
-      <w:r>
-        <w:pict>
-          <v:rect style="width:0;height:1.5pt" o:hralign="center" o:hrstd="t" o:hr="t"/>
-        </w:pict>
-      </w:r>
-    </w:p>
     <w:bookmarkEnd w:id="25"/>
-    <w:bookmarkEnd w:id="26"/>
-    <w:bookmarkStart w:id="28" w:name="question-9-true-false"/>
-    <w:p>
-      <w:pPr>
-        <w:pStyle w:val="Heading1"/>
-      </w:pPr>
-      <w:r>
-        <w:t xml:space="preserve">Question 9 · True / False</w:t>
-      </w:r>
-    </w:p>
-    <w:bookmarkStart w:id="27" w:name="X323ff7859aad7734a273f679f01b936a04c28dc"/>
-    <w:p>
-      <w:pPr>
-        <w:pStyle w:val="Heading3"/>
-      </w:pPr>
-      <w:r>
-        <w:t xml:space="preserve">Summarizing wide data by</w:t>
-      </w:r>
-      <w:r>
-        <w:t xml:space="preserve"> </w:t>
-      </w:r>
-      <w:r>
-        <w:rPr>
-          <w:rStyle w:val="VerbatimChar"/>
-        </w:rPr>
-        <w:t xml:space="preserve">group_by(year)</w:t>
-      </w:r>
-      <w:r>
-        <w:t xml:space="preserve"> </w:t>
-      </w:r>
-      <w:r>
-        <w:t xml:space="preserve">is impossible until you pivot, because there is no</w:t>
-      </w:r>
-      <w:r>
-        <w:t xml:space="preserve"> </w:t>
-      </w:r>
-      <w:r>
-        <w:rPr>
-          <w:rStyle w:val="VerbatimChar"/>
-        </w:rPr>
-        <w:t xml:space="preserve">year</w:t>
-      </w:r>
-      <w:r>
-        <w:t xml:space="preserve"> </w:t>
-      </w:r>
-      <w:r>
-        <w:t xml:space="preserve">column to group by yet.</w:t>
-      </w:r>
-    </w:p>
-    <w:p>
-      <w:pPr>
-        <w:pStyle w:val="SourceCode"/>
-      </w:pPr>
-      <w:r>
-        <w:rPr>
-          <w:rStyle w:val="VerbatimChar"/>
-        </w:rPr>
-        <w:t xml:space="preserve">TRUE        FALSE</w:t>
-      </w:r>
-    </w:p>
-    <w:p>
-      <w:pPr>
-        <w:pStyle w:val="FirstParagraph"/>
-      </w:pPr>
-      <w:r>
-        <w:t xml:space="preserve">Your answer:</w:t>
-      </w:r>
-    </w:p>
-    <w:p>
-      <w:pPr>
-        <w:pStyle w:val="SourceCode"/>
-      </w:pPr>
-    </w:p>
-    <w:p>
-      <w:r>
-        <w:pict>
-          <v:rect style="width:0;height:1.5pt" o:hralign="center" o:hrstd="t" o:hr="t"/>
-        </w:pict>
-      </w:r>
-    </w:p>
-    <w:bookmarkEnd w:id="27"/>
-    <w:bookmarkEnd w:id="28"/>
-    <w:bookmarkStart w:id="30" w:name="X506aae2b0f8c564fbb1cb64d901a2d3b8aceb65"/>
-    <w:p>
-      <w:pPr>
-        <w:pStyle w:val="Heading1"/>
-      </w:pPr>
-      <w:r>
-        <w:t xml:space="preserve">Question 10 · Find the error — reading a messy file</w:t>
-      </w:r>
-    </w:p>
-    <w:bookmarkStart w:id="29" w:name="X7eb86794d628723debda581c96ac5e5db12d217"/>
-    <w:p>
-      <w:pPr>
-        <w:pStyle w:val="Heading3"/>
-      </w:pPr>
-      <w:r>
-        <w:t xml:space="preserve">A NOAA text file is space-separated, not comma-separated. Which reader is appropriate, and why would</w:t>
-      </w:r>
-      <w:r>
-        <w:t xml:space="preserve"> </w:t>
-      </w:r>
-      <w:r>
-        <w:rPr>
-          <w:rStyle w:val="VerbatimChar"/>
-        </w:rPr>
-        <w:t xml:space="preserve">read_csv()</w:t>
-      </w:r>
-      <w:r>
-        <w:t xml:space="preserve"> </w:t>
-      </w:r>
-      <w:r>
-        <w:t xml:space="preserve">be the wrong choice here?</w:t>
-      </w:r>
-    </w:p>
-    <w:p>
-      <w:pPr>
-        <w:pStyle w:val="SourceCode"/>
-      </w:pPr>
-    </w:p>
-    <w:p>
-      <w:r>
-        <w:pict>
-          <v:rect style="width:0;height:1.5pt" o:hralign="center" o:hrstd="t" o:hr="t"/>
-        </w:pict>
-      </w:r>
-    </w:p>
-    <w:bookmarkEnd w:id="29"/>
-    <w:bookmarkEnd w:id="30"/>
-    <w:bookmarkStart w:id="33" w:name="X19fac04d5a5d6dbca660e85fda058eb10015d87"/>
+    <w:bookmarkStart w:id="26" w:name="X19fac04d5a5d6dbca660e85fda058eb10015d87"/>
     <w:p>
       <w:pPr>
         <w:pStyle w:val="Heading1"/>
@@ -1081,14 +1839,14 @@
     <w:tbl>
       <w:tblPr>
         <w:tblStyle w:val="Table"/>
-        <w:tblW w:type="pct" w:w="5000"/>
-        <w:tblLayout w:type="fixed"/>
+        <w:tblW w:type="auto" w:w="0"/>
         <w:tblLook w:firstRow="1" w:lastRow="0" w:firstColumn="0" w:lastColumn="0" w:noHBand="0" w:noVBand="0" w:val="0020"/>
       </w:tblPr>
       <w:tblGrid>
-        <w:gridCol w:w="2640"/>
-        <w:gridCol w:w="2640"/>
-        <w:gridCol w:w="2640"/>
+        <w:gridCol w:w="1980"/>
+        <w:gridCol w:w="1980"/>
+        <w:gridCol w:w="1980"/>
+        <w:gridCol w:w="1980"/>
       </w:tblGrid>
       <w:tr>
         <w:trPr>
@@ -1099,17 +1857,19 @@
           <w:p>
             <w:pPr>
               <w:pStyle w:val="Compact"/>
-            </w:pPr>
-            <w:r>
-              <w:t xml:space="preserve">Q</w:t>
-            </w:r>
-          </w:p>
-        </w:tc>
-        <w:tc>
-          <w:tcPr/>
-          <w:p>
-            <w:pPr>
-              <w:pStyle w:val="Compact"/>
+              <w:jc w:val="center"/>
+            </w:pPr>
+            <w:r>
+              <w:t xml:space="preserve">#</w:t>
+            </w:r>
+          </w:p>
+        </w:tc>
+        <w:tc>
+          <w:tcPr/>
+          <w:p>
+            <w:pPr>
+              <w:pStyle w:val="Compact"/>
+              <w:jc w:val="left"/>
             </w:pPr>
             <w:r>
               <w:t xml:space="preserve">Type</w:t>
@@ -1121,6 +1881,19 @@
           <w:p>
             <w:pPr>
               <w:pStyle w:val="Compact"/>
+              <w:jc w:val="left"/>
+            </w:pPr>
+            <w:r>
+              <w:t xml:space="preserve">Topic</w:t>
+            </w:r>
+          </w:p>
+        </w:tc>
+        <w:tc>
+          <w:tcPr/>
+          <w:p>
+            <w:pPr>
+              <w:pStyle w:val="Compact"/>
+              <w:jc w:val="left"/>
             </w:pPr>
             <w:r>
               <w:t xml:space="preserve">Answer</w:t>
@@ -1134,6 +1907,7 @@
           <w:p>
             <w:pPr>
               <w:pStyle w:val="Compact"/>
+              <w:jc w:val="center"/>
             </w:pPr>
             <w:r>
               <w:t xml:space="preserve">1</w:t>
@@ -1145,6 +1919,7 @@
           <w:p>
             <w:pPr>
               <w:pStyle w:val="Compact"/>
+              <w:jc w:val="left"/>
             </w:pPr>
             <w:r>
               <w:t xml:space="preserve">T/F</w:t>
@@ -1156,13 +1931,26 @@
           <w:p>
             <w:pPr>
               <w:pStyle w:val="Compact"/>
+              <w:jc w:val="left"/>
+            </w:pPr>
+            <w:r>
+              <w:t xml:space="preserve">wide vs long</w:t>
+            </w:r>
+          </w:p>
+        </w:tc>
+        <w:tc>
+          <w:tcPr/>
+          <w:p>
+            <w:pPr>
+              <w:pStyle w:val="Compact"/>
+              <w:jc w:val="left"/>
             </w:pPr>
             <w:r>
               <w:rPr>
                 <w:b/>
                 <w:bCs/>
               </w:rPr>
-              <w:t xml:space="preserve">TRUE</w:t>
+              <w:t xml:space="preserve">True</w:t>
             </w:r>
           </w:p>
         </w:tc>
@@ -1173,6 +1961,7 @@
           <w:p>
             <w:pPr>
               <w:pStyle w:val="Compact"/>
+              <w:jc w:val="center"/>
             </w:pPr>
             <w:r>
               <w:t xml:space="preserve">2</w:t>
@@ -1184,6 +1973,7 @@
           <w:p>
             <w:pPr>
               <w:pStyle w:val="Compact"/>
+              <w:jc w:val="left"/>
             </w:pPr>
             <w:r>
               <w:t xml:space="preserve">MC</w:t>
@@ -1195,34 +1985,26 @@
           <w:p>
             <w:pPr>
               <w:pStyle w:val="Compact"/>
+              <w:jc w:val="left"/>
+            </w:pPr>
+            <w:r>
+              <w:t xml:space="preserve">wide vs long</w:t>
+            </w:r>
+          </w:p>
+        </w:tc>
+        <w:tc>
+          <w:tcPr/>
+          <w:p>
+            <w:pPr>
+              <w:pStyle w:val="Compact"/>
+              <w:jc w:val="left"/>
             </w:pPr>
             <w:r>
               <w:rPr>
                 <w:b/>
                 <w:bCs/>
               </w:rPr>
-              <w:t xml:space="preserve">B</w:t>
-            </w:r>
-            <w:r>
-              <w:t xml:space="preserve"> </w:t>
-            </w:r>
-            <w:r>
-              <w:t xml:space="preserve">—</w:t>
-            </w:r>
-            <w:r>
-              <w:t xml:space="preserve"> </w:t>
-            </w:r>
-            <w:r>
-              <w:rPr>
-                <w:rStyle w:val="VerbatimChar"/>
-              </w:rPr>
-              <w:t xml:space="preserve">pivot_longer()</w:t>
-            </w:r>
-            <w:r>
-              <w:t xml:space="preserve"> </w:t>
-            </w:r>
-            <w:r>
-              <w:t xml:space="preserve">the year-columns</w:t>
+              <w:t xml:space="preserve">b</w:t>
             </w:r>
           </w:p>
         </w:tc>
@@ -1233,6 +2015,7 @@
           <w:p>
             <w:pPr>
               <w:pStyle w:val="Compact"/>
+              <w:jc w:val="center"/>
             </w:pPr>
             <w:r>
               <w:t xml:space="preserve">3</w:t>
@@ -1244,37 +2027,92 @@
           <w:p>
             <w:pPr>
               <w:pStyle w:val="Compact"/>
-            </w:pPr>
-            <w:r>
-              <w:t xml:space="preserve">Predict</w:t>
-            </w:r>
-          </w:p>
-        </w:tc>
-        <w:tc>
-          <w:tcPr/>
-          <w:p>
-            <w:pPr>
-              <w:pStyle w:val="Compact"/>
+              <w:jc w:val="left"/>
+            </w:pPr>
+            <w:r>
+              <w:t xml:space="preserve">T/F</w:t>
+            </w:r>
+          </w:p>
+        </w:tc>
+        <w:tc>
+          <w:tcPr/>
+          <w:p>
+            <w:pPr>
+              <w:pStyle w:val="Compact"/>
+              <w:jc w:val="left"/>
+            </w:pPr>
+            <w:r>
+              <w:t xml:space="preserve">wide vs long</w:t>
+            </w:r>
+          </w:p>
+        </w:tc>
+        <w:tc>
+          <w:tcPr/>
+          <w:p>
+            <w:pPr>
+              <w:pStyle w:val="Compact"/>
+              <w:jc w:val="left"/>
             </w:pPr>
             <w:r>
               <w:rPr>
                 <w:b/>
                 <w:bCs/>
               </w:rPr>
-              <w:t xml:space="preserve">3 columns</w:t>
-            </w:r>
-            <w:r>
-              <w:t xml:space="preserve">; ~190 × 53 ≈</w:t>
-            </w:r>
-            <w:r>
-              <w:t xml:space="preserve"> </w:t>
-            </w:r>
+              <w:t xml:space="preserve">True</w:t>
+            </w:r>
+          </w:p>
+        </w:tc>
+      </w:tr>
+      <w:tr>
+        <w:tc>
+          <w:tcPr/>
+          <w:p>
+            <w:pPr>
+              <w:pStyle w:val="Compact"/>
+              <w:jc w:val="center"/>
+            </w:pPr>
+            <w:r>
+              <w:t xml:space="preserve">4</w:t>
+            </w:r>
+          </w:p>
+        </w:tc>
+        <w:tc>
+          <w:tcPr/>
+          <w:p>
+            <w:pPr>
+              <w:pStyle w:val="Compact"/>
+              <w:jc w:val="left"/>
+            </w:pPr>
+            <w:r>
+              <w:t xml:space="preserve">T/F</w:t>
+            </w:r>
+          </w:p>
+        </w:tc>
+        <w:tc>
+          <w:tcPr/>
+          <w:p>
+            <w:pPr>
+              <w:pStyle w:val="Compact"/>
+              <w:jc w:val="left"/>
+            </w:pPr>
+            <w:r>
+              <w:t xml:space="preserve">wide vs long</w:t>
+            </w:r>
+          </w:p>
+        </w:tc>
+        <w:tc>
+          <w:tcPr/>
+          <w:p>
+            <w:pPr>
+              <w:pStyle w:val="Compact"/>
+              <w:jc w:val="left"/>
+            </w:pPr>
             <w:r>
               <w:rPr>
                 <w:b/>
                 <w:bCs/>
               </w:rPr>
-              <w:t xml:space="preserve">10,000 rows</w:t>
+              <w:t xml:space="preserve">True</w:t>
             </w:r>
           </w:p>
         </w:tc>
@@ -1285,41 +2123,7 @@
           <w:p>
             <w:pPr>
               <w:pStyle w:val="Compact"/>
-            </w:pPr>
-            <w:r>
-              <w:t xml:space="preserve">4</w:t>
-            </w:r>
-          </w:p>
-        </w:tc>
-        <w:tc>
-          <w:tcPr/>
-          <w:p>
-            <w:pPr>
-              <w:pStyle w:val="Compact"/>
-            </w:pPr>
-            <w:r>
-              <w:t xml:space="preserve">Match</w:t>
-            </w:r>
-          </w:p>
-        </w:tc>
-        <w:tc>
-          <w:tcPr/>
-          <w:p>
-            <w:pPr>
-              <w:pStyle w:val="Compact"/>
-            </w:pPr>
-            <w:r>
-              <w:t xml:space="preserve">1–C, 2–B, 3–D, 4–A</w:t>
-            </w:r>
-          </w:p>
-        </w:tc>
-      </w:tr>
-      <w:tr>
-        <w:tc>
-          <w:tcPr/>
-          <w:p>
-            <w:pPr>
-              <w:pStyle w:val="Compact"/>
+              <w:jc w:val="center"/>
             </w:pPr>
             <w:r>
               <w:t xml:space="preserve">5</w:t>
@@ -1331,126 +2135,7 @@
           <w:p>
             <w:pPr>
               <w:pStyle w:val="Compact"/>
-            </w:pPr>
-            <w:r>
-              <w:t xml:space="preserve">Code</w:t>
-            </w:r>
-          </w:p>
-        </w:tc>
-        <w:tc>
-          <w:tcPr/>
-          <w:p>
-            <w:pPr>
-              <w:pStyle w:val="Compact"/>
-            </w:pPr>
-            <w:r>
-              <w:t xml:space="preserve">See below</w:t>
-            </w:r>
-          </w:p>
-        </w:tc>
-      </w:tr>
-      <w:tr>
-        <w:tc>
-          <w:tcPr/>
-          <w:p>
-            <w:pPr>
-              <w:pStyle w:val="Compact"/>
-            </w:pPr>
-            <w:r>
-              <w:t xml:space="preserve">6</w:t>
-            </w:r>
-          </w:p>
-        </w:tc>
-        <w:tc>
-          <w:tcPr/>
-          <w:p>
-            <w:pPr>
-              <w:pStyle w:val="Compact"/>
-            </w:pPr>
-            <w:r>
-              <w:t xml:space="preserve">Error</w:t>
-            </w:r>
-          </w:p>
-        </w:tc>
-        <w:tc>
-          <w:tcPr/>
-          <w:p>
-            <w:pPr>
-              <w:pStyle w:val="Compact"/>
-            </w:pPr>
-            <w:r>
-              <w:t xml:space="preserve">Add</w:t>
-            </w:r>
-            <w:r>
-              <w:t xml:space="preserve"> </w:t>
-            </w:r>
-            <w:r>
-              <w:rPr>
-                <w:rStyle w:val="VerbatimChar"/>
-              </w:rPr>
-              <w:t xml:space="preserve">rownames_to_column(var = "date")</w:t>
-            </w:r>
-            <w:r>
-              <w:t xml:space="preserve"> </w:t>
-            </w:r>
-            <w:r>
-              <w:t xml:space="preserve">first — the day labels were row names, not a column</w:t>
-            </w:r>
-          </w:p>
-        </w:tc>
-      </w:tr>
-      <w:tr>
-        <w:tc>
-          <w:tcPr/>
-          <w:p>
-            <w:pPr>
-              <w:pStyle w:val="Compact"/>
-            </w:pPr>
-            <w:r>
-              <w:t xml:space="preserve">7</w:t>
-            </w:r>
-          </w:p>
-        </w:tc>
-        <w:tc>
-          <w:tcPr/>
-          <w:p>
-            <w:pPr>
-              <w:pStyle w:val="Compact"/>
-            </w:pPr>
-            <w:r>
-              <w:t xml:space="preserve">Code</w:t>
-            </w:r>
-          </w:p>
-        </w:tc>
-        <w:tc>
-          <w:tcPr/>
-          <w:p>
-            <w:pPr>
-              <w:pStyle w:val="Compact"/>
-            </w:pPr>
-            <w:r>
-              <w:t xml:space="preserve">See below</w:t>
-            </w:r>
-          </w:p>
-        </w:tc>
-      </w:tr>
-      <w:tr>
-        <w:tc>
-          <w:tcPr/>
-          <w:p>
-            <w:pPr>
-              <w:pStyle w:val="Compact"/>
-            </w:pPr>
-            <w:r>
-              <w:t xml:space="preserve">8</w:t>
-            </w:r>
-          </w:p>
-        </w:tc>
-        <w:tc>
-          <w:tcPr/>
-          <w:p>
-            <w:pPr>
-              <w:pStyle w:val="Compact"/>
+              <w:jc w:val="left"/>
             </w:pPr>
             <w:r>
               <w:t xml:space="preserve">MC</w:t>
@@ -1462,13 +2147,26 @@
           <w:p>
             <w:pPr>
               <w:pStyle w:val="Compact"/>
+              <w:jc w:val="left"/>
+            </w:pPr>
+            <w:r>
+              <w:t xml:space="preserve">pivot</w:t>
+            </w:r>
+          </w:p>
+        </w:tc>
+        <w:tc>
+          <w:tcPr/>
+          <w:p>
+            <w:pPr>
+              <w:pStyle w:val="Compact"/>
+              <w:jc w:val="left"/>
             </w:pPr>
             <w:r>
               <w:rPr>
                 <w:b/>
                 <w:bCs/>
               </w:rPr>
-              <w:t xml:space="preserve">B</w:t>
+              <w:t xml:space="preserve">a</w:t>
             </w:r>
           </w:p>
         </w:tc>
@@ -1479,35 +2177,50 @@
           <w:p>
             <w:pPr>
               <w:pStyle w:val="Compact"/>
-            </w:pPr>
-            <w:r>
-              <w:t xml:space="preserve">9</w:t>
-            </w:r>
-          </w:p>
-        </w:tc>
-        <w:tc>
-          <w:tcPr/>
-          <w:p>
-            <w:pPr>
-              <w:pStyle w:val="Compact"/>
-            </w:pPr>
-            <w:r>
-              <w:t xml:space="preserve">T/F</w:t>
-            </w:r>
-          </w:p>
-        </w:tc>
-        <w:tc>
-          <w:tcPr/>
-          <w:p>
-            <w:pPr>
-              <w:pStyle w:val="Compact"/>
+              <w:jc w:val="center"/>
+            </w:pPr>
+            <w:r>
+              <w:t xml:space="preserve">6</w:t>
+            </w:r>
+          </w:p>
+        </w:tc>
+        <w:tc>
+          <w:tcPr/>
+          <w:p>
+            <w:pPr>
+              <w:pStyle w:val="Compact"/>
+              <w:jc w:val="left"/>
+            </w:pPr>
+            <w:r>
+              <w:t xml:space="preserve">MC</w:t>
+            </w:r>
+          </w:p>
+        </w:tc>
+        <w:tc>
+          <w:tcPr/>
+          <w:p>
+            <w:pPr>
+              <w:pStyle w:val="Compact"/>
+              <w:jc w:val="left"/>
+            </w:pPr>
+            <w:r>
+              <w:t xml:space="preserve">pivot</w:t>
+            </w:r>
+          </w:p>
+        </w:tc>
+        <w:tc>
+          <w:tcPr/>
+          <w:p>
+            <w:pPr>
+              <w:pStyle w:val="Compact"/>
+              <w:jc w:val="left"/>
             </w:pPr>
             <w:r>
               <w:rPr>
                 <w:b/>
                 <w:bCs/>
               </w:rPr>
-              <w:t xml:space="preserve">TRUE</w:t>
+              <w:t xml:space="preserve">b</w:t>
             </w:r>
           </w:p>
         </w:tc>
@@ -1518,6 +2231,175 @@
           <w:p>
             <w:pPr>
               <w:pStyle w:val="Compact"/>
+              <w:jc w:val="center"/>
+            </w:pPr>
+            <w:r>
+              <w:t xml:space="preserve">7</w:t>
+            </w:r>
+          </w:p>
+        </w:tc>
+        <w:tc>
+          <w:tcPr/>
+          <w:p>
+            <w:pPr>
+              <w:pStyle w:val="Compact"/>
+              <w:jc w:val="left"/>
+            </w:pPr>
+            <w:r>
+              <w:t xml:space="preserve">Predict</w:t>
+            </w:r>
+          </w:p>
+        </w:tc>
+        <w:tc>
+          <w:tcPr/>
+          <w:p>
+            <w:pPr>
+              <w:pStyle w:val="Compact"/>
+              <w:jc w:val="left"/>
+            </w:pPr>
+            <w:r>
+              <w:t xml:space="preserve">pivot</w:t>
+            </w:r>
+          </w:p>
+        </w:tc>
+        <w:tc>
+          <w:tcPr/>
+          <w:p>
+            <w:pPr>
+              <w:pStyle w:val="Compact"/>
+              <w:jc w:val="left"/>
+            </w:pPr>
+            <w:r>
+              <w:rPr>
+                <w:b/>
+                <w:bCs/>
+              </w:rPr>
+              <w:t xml:space="preserve">a</w:t>
+            </w:r>
+            <w:r>
+              <w:t xml:space="preserve"> </w:t>
+            </w:r>
+            <w:r>
+              <w:t xml:space="preserve">— 3 columns, ~190 × 53 ≈ 10,000 rows</w:t>
+            </w:r>
+          </w:p>
+        </w:tc>
+      </w:tr>
+      <w:tr>
+        <w:tc>
+          <w:tcPr/>
+          <w:p>
+            <w:pPr>
+              <w:pStyle w:val="Compact"/>
+              <w:jc w:val="center"/>
+            </w:pPr>
+            <w:r>
+              <w:t xml:space="preserve">8</w:t>
+            </w:r>
+          </w:p>
+        </w:tc>
+        <w:tc>
+          <w:tcPr/>
+          <w:p>
+            <w:pPr>
+              <w:pStyle w:val="Compact"/>
+              <w:jc w:val="left"/>
+            </w:pPr>
+            <w:r>
+              <w:t xml:space="preserve">Predict</w:t>
+            </w:r>
+          </w:p>
+        </w:tc>
+        <w:tc>
+          <w:tcPr/>
+          <w:p>
+            <w:pPr>
+              <w:pStyle w:val="Compact"/>
+              <w:jc w:val="left"/>
+            </w:pPr>
+            <w:r>
+              <w:t xml:space="preserve">pivot</w:t>
+            </w:r>
+          </w:p>
+        </w:tc>
+        <w:tc>
+          <w:tcPr/>
+          <w:p>
+            <w:pPr>
+              <w:pStyle w:val="Compact"/>
+              <w:jc w:val="left"/>
+            </w:pPr>
+            <w:r>
+              <w:rPr>
+                <w:b/>
+                <w:bCs/>
+              </w:rPr>
+              <w:t xml:space="preserve">b</w:t>
+            </w:r>
+          </w:p>
+        </w:tc>
+      </w:tr>
+      <w:tr>
+        <w:tc>
+          <w:tcPr/>
+          <w:p>
+            <w:pPr>
+              <w:pStyle w:val="Compact"/>
+              <w:jc w:val="center"/>
+            </w:pPr>
+            <w:r>
+              <w:t xml:space="preserve">9</w:t>
+            </w:r>
+          </w:p>
+        </w:tc>
+        <w:tc>
+          <w:tcPr/>
+          <w:p>
+            <w:pPr>
+              <w:pStyle w:val="Compact"/>
+              <w:jc w:val="left"/>
+            </w:pPr>
+            <w:r>
+              <w:t xml:space="preserve">Fix</w:t>
+            </w:r>
+          </w:p>
+        </w:tc>
+        <w:tc>
+          <w:tcPr/>
+          <w:p>
+            <w:pPr>
+              <w:pStyle w:val="Compact"/>
+              <w:jc w:val="left"/>
+            </w:pPr>
+            <w:r>
+              <w:t xml:space="preserve">pivot</w:t>
+            </w:r>
+          </w:p>
+        </w:tc>
+        <w:tc>
+          <w:tcPr/>
+          <w:p>
+            <w:pPr>
+              <w:pStyle w:val="Compact"/>
+              <w:jc w:val="left"/>
+            </w:pPr>
+            <w:r>
+              <w:rPr>
+                <w:b/>
+                <w:bCs/>
+              </w:rPr>
+              <w:t xml:space="preserve">a</w:t>
+            </w:r>
+          </w:p>
+        </w:tc>
+      </w:tr>
+      <w:tr>
+        <w:tc>
+          <w:tcPr/>
+          <w:p>
+            <w:pPr>
+              <w:pStyle w:val="Compact"/>
+              <w:jc w:val="center"/>
             </w:pPr>
             <w:r>
               <w:t xml:space="preserve">10</w:t>
@@ -1529,20 +2411,44 @@
           <w:p>
             <w:pPr>
               <w:pStyle w:val="Compact"/>
-            </w:pPr>
-            <w:r>
-              <w:t xml:space="preserve">Concept</w:t>
-            </w:r>
-          </w:p>
-        </w:tc>
-        <w:tc>
-          <w:tcPr/>
-          <w:p>
-            <w:pPr>
-              <w:pStyle w:val="Compact"/>
-            </w:pPr>
-            <w:r>
-              <w:t xml:space="preserve">Use</w:t>
+              <w:jc w:val="left"/>
+            </w:pPr>
+            <w:r>
+              <w:t xml:space="preserve">Fix</w:t>
+            </w:r>
+          </w:p>
+        </w:tc>
+        <w:tc>
+          <w:tcPr/>
+          <w:p>
+            <w:pPr>
+              <w:pStyle w:val="Compact"/>
+              <w:jc w:val="left"/>
+            </w:pPr>
+            <w:r>
+              <w:t xml:space="preserve">pivot</w:t>
+            </w:r>
+          </w:p>
+        </w:tc>
+        <w:tc>
+          <w:tcPr/>
+          <w:p>
+            <w:pPr>
+              <w:pStyle w:val="Compact"/>
+              <w:jc w:val="left"/>
+            </w:pPr>
+            <w:r>
+              <w:rPr>
+                <w:b/>
+                <w:bCs/>
+              </w:rPr>
+              <w:t xml:space="preserve">a</w:t>
+            </w:r>
+            <w:r>
+              <w:t xml:space="preserve"> </w:t>
+            </w:r>
+            <w:r>
+              <w:t xml:space="preserve">—</w:t>
             </w:r>
             <w:r>
               <w:t xml:space="preserve"> </w:t>
@@ -1551,362 +2457,228 @@
               <w:rPr>
                 <w:rStyle w:val="VerbatimChar"/>
               </w:rPr>
-              <w:t xml:space="preserve">read.table()</w:t>
-            </w:r>
-            <w:r>
-              <w:t xml:space="preserve"> </w:t>
-            </w:r>
-            <w:r>
-              <w:t xml:space="preserve">(or</w:t>
-            </w:r>
-            <w:r>
-              <w:t xml:space="preserve"> </w:t>
-            </w:r>
+              <w:t xml:space="preserve">names_prefix = "X"</w:t>
+            </w:r>
+          </w:p>
+        </w:tc>
+      </w:tr>
+      <w:tr>
+        <w:tc>
+          <w:tcPr/>
+          <w:p>
+            <w:pPr>
+              <w:pStyle w:val="Compact"/>
+              <w:jc w:val="center"/>
+            </w:pPr>
+            <w:r>
+              <w:t xml:space="preserve">11</w:t>
+            </w:r>
+          </w:p>
+        </w:tc>
+        <w:tc>
+          <w:tcPr/>
+          <w:p>
+            <w:pPr>
+              <w:pStyle w:val="Compact"/>
+              <w:jc w:val="left"/>
+            </w:pPr>
+            <w:r>
+              <w:t xml:space="preserve">MC</w:t>
+            </w:r>
+          </w:p>
+        </w:tc>
+        <w:tc>
+          <w:tcPr/>
+          <w:p>
+            <w:pPr>
+              <w:pStyle w:val="Compact"/>
+              <w:jc w:val="left"/>
+            </w:pPr>
+            <w:r>
+              <w:t xml:space="preserve">slice_max</w:t>
+            </w:r>
+          </w:p>
+        </w:tc>
+        <w:tc>
+          <w:tcPr/>
+          <w:p>
+            <w:pPr>
+              <w:pStyle w:val="Compact"/>
+              <w:jc w:val="left"/>
+            </w:pPr>
             <w:r>
               <w:rPr>
-                <w:rStyle w:val="VerbatimChar"/>
+                <w:b/>
+                <w:bCs/>
               </w:rPr>
-              <w:t xml:space="preserve">read_delim</w:t>
-            </w:r>
-            <w:r>
-              <w:t xml:space="preserve">) for space-separated data;</w:t>
-            </w:r>
-            <w:r>
-              <w:t xml:space="preserve"> </w:t>
-            </w:r>
+              <w:t xml:space="preserve">a</w:t>
+            </w:r>
+          </w:p>
+        </w:tc>
+      </w:tr>
+      <w:tr>
+        <w:tc>
+          <w:tcPr/>
+          <w:p>
+            <w:pPr>
+              <w:pStyle w:val="Compact"/>
+              <w:jc w:val="center"/>
+            </w:pPr>
+            <w:r>
+              <w:t xml:space="preserve">12</w:t>
+            </w:r>
+          </w:p>
+        </w:tc>
+        <w:tc>
+          <w:tcPr/>
+          <w:p>
+            <w:pPr>
+              <w:pStyle w:val="Compact"/>
+              <w:jc w:val="left"/>
+            </w:pPr>
+            <w:r>
+              <w:t xml:space="preserve">T/F</w:t>
+            </w:r>
+          </w:p>
+        </w:tc>
+        <w:tc>
+          <w:tcPr/>
+          <w:p>
+            <w:pPr>
+              <w:pStyle w:val="Compact"/>
+              <w:jc w:val="left"/>
+            </w:pPr>
+            <w:r>
+              <w:t xml:space="preserve">slice_max</w:t>
+            </w:r>
+          </w:p>
+        </w:tc>
+        <w:tc>
+          <w:tcPr/>
+          <w:p>
+            <w:pPr>
+              <w:pStyle w:val="Compact"/>
+              <w:jc w:val="left"/>
+            </w:pPr>
             <w:r>
               <w:rPr>
-                <w:rStyle w:val="VerbatimChar"/>
+                <w:b/>
+                <w:bCs/>
               </w:rPr>
-              <w:t xml:space="preserve">read_csv()</w:t>
-            </w:r>
-            <w:r>
-              <w:t xml:space="preserve"> </w:t>
-            </w:r>
-            <w:r>
-              <w:t xml:space="preserve">expects commas and would misparse it</w:t>
+              <w:t xml:space="preserve">True</w:t>
+            </w:r>
+          </w:p>
+        </w:tc>
+      </w:tr>
+      <w:tr>
+        <w:tc>
+          <w:tcPr/>
+          <w:p>
+            <w:pPr>
+              <w:pStyle w:val="Compact"/>
+              <w:jc w:val="center"/>
+            </w:pPr>
+            <w:r>
+              <w:t xml:space="preserve">13</w:t>
+            </w:r>
+          </w:p>
+        </w:tc>
+        <w:tc>
+          <w:tcPr/>
+          <w:p>
+            <w:pPr>
+              <w:pStyle w:val="Compact"/>
+              <w:jc w:val="left"/>
+            </w:pPr>
+            <w:r>
+              <w:t xml:space="preserve">MC</w:t>
+            </w:r>
+          </w:p>
+        </w:tc>
+        <w:tc>
+          <w:tcPr/>
+          <w:p>
+            <w:pPr>
+              <w:pStyle w:val="Compact"/>
+              <w:jc w:val="left"/>
+            </w:pPr>
+            <w:r>
+              <w:t xml:space="preserve">reading messy files</w:t>
+            </w:r>
+          </w:p>
+        </w:tc>
+        <w:tc>
+          <w:tcPr/>
+          <w:p>
+            <w:pPr>
+              <w:pStyle w:val="Compact"/>
+              <w:jc w:val="left"/>
+            </w:pPr>
+            <w:r>
+              <w:rPr>
+                <w:b/>
+                <w:bCs/>
+              </w:rPr>
+              <w:t xml:space="preserve">b</w:t>
+            </w:r>
+          </w:p>
+        </w:tc>
+      </w:tr>
+      <w:tr>
+        <w:tc>
+          <w:tcPr/>
+          <w:p>
+            <w:pPr>
+              <w:pStyle w:val="Compact"/>
+              <w:jc w:val="center"/>
+            </w:pPr>
+            <w:r>
+              <w:t xml:space="preserve">14</w:t>
+            </w:r>
+          </w:p>
+        </w:tc>
+        <w:tc>
+          <w:tcPr/>
+          <w:p>
+            <w:pPr>
+              <w:pStyle w:val="Compact"/>
+              <w:jc w:val="left"/>
+            </w:pPr>
+            <w:r>
+              <w:t xml:space="preserve">Fix</w:t>
+            </w:r>
+          </w:p>
+        </w:tc>
+        <w:tc>
+          <w:tcPr/>
+          <w:p>
+            <w:pPr>
+              <w:pStyle w:val="Compact"/>
+              <w:jc w:val="left"/>
+            </w:pPr>
+            <w:r>
+              <w:t xml:space="preserve">reading messy files</w:t>
+            </w:r>
+          </w:p>
+        </w:tc>
+        <w:tc>
+          <w:tcPr/>
+          <w:p>
+            <w:pPr>
+              <w:pStyle w:val="Compact"/>
+              <w:jc w:val="left"/>
+            </w:pPr>
+            <w:r>
+              <w:rPr>
+                <w:b/>
+                <w:bCs/>
+              </w:rPr>
+              <w:t xml:space="preserve">a</w:t>
             </w:r>
           </w:p>
         </w:tc>
       </w:tr>
     </w:tbl>
-    <w:bookmarkStart w:id="31" w:name="q5-model-answer"/>
-    <w:p>
-      <w:pPr>
-        <w:pStyle w:val="Heading3"/>
-      </w:pPr>
-      <w:r>
-        <w:t xml:space="preserve">Q5 model answer</w:t>
-      </w:r>
-    </w:p>
-    <w:p>
-      <w:pPr>
-        <w:pStyle w:val="SourceCode"/>
-      </w:pPr>
-      <w:r>
-        <w:rPr>
-          <w:rStyle w:val="NormalTok"/>
-        </w:rPr>
-        <w:t xml:space="preserve">ice_raw </w:t>
-      </w:r>
-      <w:r>
-        <w:rPr>
-          <w:rStyle w:val="SpecialCharTok"/>
-        </w:rPr>
-        <w:t xml:space="preserve">%&gt;%</w:t>
-      </w:r>
-      <w:r>
-        <w:br/>
-      </w:r>
-      <w:r>
-        <w:rPr>
-          <w:rStyle w:val="NormalTok"/>
-        </w:rPr>
-        <w:t xml:space="preserve">  </w:t>
-      </w:r>
-      <w:r>
-        <w:rPr>
-          <w:rStyle w:val="FunctionTok"/>
-        </w:rPr>
-        <w:t xml:space="preserve">pivot_longer</w:t>
-      </w:r>
-      <w:r>
-        <w:rPr>
-          <w:rStyle w:val="NormalTok"/>
-        </w:rPr>
-        <w:t xml:space="preserve">(</w:t>
-      </w:r>
-      <w:r>
-        <w:br/>
-      </w:r>
-      <w:r>
-        <w:rPr>
-          <w:rStyle w:val="NormalTok"/>
-        </w:rPr>
-        <w:t xml:space="preserve">    </w:t>
-      </w:r>
-      <w:r>
-        <w:rPr>
-          <w:rStyle w:val="AttributeTok"/>
-        </w:rPr>
-        <w:t xml:space="preserve">cols =</w:t>
-      </w:r>
-      <w:r>
-        <w:rPr>
-          <w:rStyle w:val="NormalTok"/>
-        </w:rPr>
-        <w:t xml:space="preserve"> </w:t>
-      </w:r>
-      <w:r>
-        <w:rPr>
-          <w:rStyle w:val="SpecialCharTok"/>
-        </w:rPr>
-        <w:t xml:space="preserve">-</w:t>
-      </w:r>
-      <w:r>
-        <w:rPr>
-          <w:rStyle w:val="NormalTok"/>
-        </w:rPr>
-        <w:t xml:space="preserve">date,</w:t>
-      </w:r>
-      <w:r>
-        <w:br/>
-      </w:r>
-      <w:r>
-        <w:rPr>
-          <w:rStyle w:val="NormalTok"/>
-        </w:rPr>
-        <w:t xml:space="preserve">    </w:t>
-      </w:r>
-      <w:r>
-        <w:rPr>
-          <w:rStyle w:val="AttributeTok"/>
-        </w:rPr>
-        <w:t xml:space="preserve">names_to =</w:t>
-      </w:r>
-      <w:r>
-        <w:rPr>
-          <w:rStyle w:val="NormalTok"/>
-        </w:rPr>
-        <w:t xml:space="preserve"> </w:t>
-      </w:r>
-      <w:r>
-        <w:rPr>
-          <w:rStyle w:val="StringTok"/>
-        </w:rPr>
-        <w:t xml:space="preserve">"year"</w:t>
-      </w:r>
-      <w:r>
-        <w:rPr>
-          <w:rStyle w:val="NormalTok"/>
-        </w:rPr>
-        <w:t xml:space="preserve">,</w:t>
-      </w:r>
-      <w:r>
-        <w:br/>
-      </w:r>
-      <w:r>
-        <w:rPr>
-          <w:rStyle w:val="NormalTok"/>
-        </w:rPr>
-        <w:t xml:space="preserve">    </w:t>
-      </w:r>
-      <w:r>
-        <w:rPr>
-          <w:rStyle w:val="AttributeTok"/>
-        </w:rPr>
-        <w:t xml:space="preserve">names_prefix =</w:t>
-      </w:r>
-      <w:r>
-        <w:rPr>
-          <w:rStyle w:val="NormalTok"/>
-        </w:rPr>
-        <w:t xml:space="preserve"> </w:t>
-      </w:r>
-      <w:r>
-        <w:rPr>
-          <w:rStyle w:val="StringTok"/>
-        </w:rPr>
-        <w:t xml:space="preserve">"X"</w:t>
-      </w:r>
-      <w:r>
-        <w:rPr>
-          <w:rStyle w:val="NormalTok"/>
-        </w:rPr>
-        <w:t xml:space="preserve">,</w:t>
-      </w:r>
-      <w:r>
-        <w:br/>
-      </w:r>
-      <w:r>
-        <w:rPr>
-          <w:rStyle w:val="NormalTok"/>
-        </w:rPr>
-        <w:t xml:space="preserve">    </w:t>
-      </w:r>
-      <w:r>
-        <w:rPr>
-          <w:rStyle w:val="AttributeTok"/>
-        </w:rPr>
-        <w:t xml:space="preserve">values_to =</w:t>
-      </w:r>
-      <w:r>
-        <w:rPr>
-          <w:rStyle w:val="NormalTok"/>
-        </w:rPr>
-        <w:t xml:space="preserve"> </w:t>
-      </w:r>
-      <w:r>
-        <w:rPr>
-          <w:rStyle w:val="StringTok"/>
-        </w:rPr>
-        <w:t xml:space="preserve">"ice_cover"</w:t>
-      </w:r>
-      <w:r>
-        <w:br/>
-      </w:r>
-      <w:r>
-        <w:rPr>
-          <w:rStyle w:val="NormalTok"/>
-        </w:rPr>
-        <w:t xml:space="preserve">  )</w:t>
-      </w:r>
-    </w:p>
-    <w:bookmarkEnd w:id="31"/>
-    <w:bookmarkStart w:id="32" w:name="q7-model-answer"/>
-    <w:p>
-      <w:pPr>
-        <w:pStyle w:val="Heading3"/>
-      </w:pPr>
-      <w:r>
-        <w:t xml:space="preserve">Q7 model answer</w:t>
-      </w:r>
-    </w:p>
-    <w:p>
-      <w:pPr>
-        <w:pStyle w:val="SourceCode"/>
-      </w:pPr>
-      <w:r>
-        <w:rPr>
-          <w:rStyle w:val="NormalTok"/>
-        </w:rPr>
-        <w:t xml:space="preserve">ice_clean </w:t>
-      </w:r>
-      <w:r>
-        <w:rPr>
-          <w:rStyle w:val="SpecialCharTok"/>
-        </w:rPr>
-        <w:t xml:space="preserve">%&gt;%</w:t>
-      </w:r>
-      <w:r>
-        <w:br/>
-      </w:r>
-      <w:r>
-        <w:rPr>
-          <w:rStyle w:val="NormalTok"/>
-        </w:rPr>
-        <w:t xml:space="preserve">  </w:t>
-      </w:r>
-      <w:r>
-        <w:rPr>
-          <w:rStyle w:val="FunctionTok"/>
-        </w:rPr>
-        <w:t xml:space="preserve">group_by</w:t>
-      </w:r>
-      <w:r>
-        <w:rPr>
-          <w:rStyle w:val="NormalTok"/>
-        </w:rPr>
-        <w:t xml:space="preserve">(year) </w:t>
-      </w:r>
-      <w:r>
-        <w:rPr>
-          <w:rStyle w:val="SpecialCharTok"/>
-        </w:rPr>
-        <w:t xml:space="preserve">%&gt;%</w:t>
-      </w:r>
-      <w:r>
-        <w:br/>
-      </w:r>
-      <w:r>
-        <w:rPr>
-          <w:rStyle w:val="NormalTok"/>
-        </w:rPr>
-        <w:t xml:space="preserve">  </w:t>
-      </w:r>
-      <w:r>
-        <w:rPr>
-          <w:rStyle w:val="FunctionTok"/>
-        </w:rPr>
-        <w:t xml:space="preserve">slice_max</w:t>
-      </w:r>
-      <w:r>
-        <w:rPr>
-          <w:rStyle w:val="NormalTok"/>
-        </w:rPr>
-        <w:t xml:space="preserve">(</w:t>
-      </w:r>
-      <w:r>
-        <w:rPr>
-          <w:rStyle w:val="AttributeTok"/>
-        </w:rPr>
-        <w:t xml:space="preserve">order_by =</w:t>
-      </w:r>
-      <w:r>
-        <w:rPr>
-          <w:rStyle w:val="NormalTok"/>
-        </w:rPr>
-        <w:t xml:space="preserve"> ice_cover, </w:t>
-      </w:r>
-      <w:r>
-        <w:rPr>
-          <w:rStyle w:val="AttributeTok"/>
-        </w:rPr>
-        <w:t xml:space="preserve">n =</w:t>
-      </w:r>
-      <w:r>
-        <w:rPr>
-          <w:rStyle w:val="NormalTok"/>
-        </w:rPr>
-        <w:t xml:space="preserve"> </w:t>
-      </w:r>
-      <w:r>
-        <w:rPr>
-          <w:rStyle w:val="DecValTok"/>
-        </w:rPr>
-        <w:t xml:space="preserve">1</w:t>
-      </w:r>
-      <w:r>
-        <w:rPr>
-          <w:rStyle w:val="NormalTok"/>
-        </w:rPr>
-        <w:t xml:space="preserve">, </w:t>
-      </w:r>
-      <w:r>
-        <w:rPr>
-          <w:rStyle w:val="AttributeTok"/>
-        </w:rPr>
-        <w:t xml:space="preserve">with_ties =</w:t>
-      </w:r>
-      <w:r>
-        <w:rPr>
-          <w:rStyle w:val="NormalTok"/>
-        </w:rPr>
-        <w:t xml:space="preserve"> </w:t>
-      </w:r>
-      <w:r>
-        <w:rPr>
-          <w:rStyle w:val="ConstantTok"/>
-        </w:rPr>
-        <w:t xml:space="preserve">FALSE</w:t>
-      </w:r>
-      <w:r>
-        <w:rPr>
-          <w:rStyle w:val="NormalTok"/>
-        </w:rPr>
-        <w:t xml:space="preserve">)</w:t>
-      </w:r>
-    </w:p>
     <w:p>
       <w:r>
         <w:pict>
@@ -1923,11 +2695,10 @@
           <w:i/>
           <w:iCs/>
         </w:rPr>
-        <w:t xml:space="preserve">End of Quiz 09.</w:t>
-      </w:r>
-    </w:p>
-    <w:bookmarkEnd w:id="32"/>
-    <w:bookmarkEnd w:id="33"/>
+        <w:t xml:space="preserve">End of Quiz 09 bank.</w:t>
+      </w:r>
+    </w:p>
+    <w:bookmarkEnd w:id="26"/>
     <w:sectPr>
       <w:pgSz w:h="15840" w:w="12240"/>
       <w:pgMar w:bottom="1440" w:footer="720" w:gutter="0" w:header="720" w:left="1440" w:right="1440" w:top="1440"/>

--- a/docs/quizzes/09_quiz_pivoting.docx
+++ b/docs/quizzes/09_quiz_pivoting.docx
@@ -31,7 +31,7 @@
         <w:pStyle w:val="Date"/>
       </w:pPr>
       <w:r>
-        <w:t xml:space="preserve">2026-09-10</w:t>
+        <w:t xml:space="preserve">2026-09-14</w:t>
       </w:r>
     </w:p>
     <w:p>

--- a/docs/quizzes/09_quiz_pivoting.docx
+++ b/docs/quizzes/09_quiz_pivoting.docx
@@ -3747,7 +3747,6 @@
         <w:bottom w:color="FF0000" w:space="1" w:sz="8" w:val="single"/>
         <w:right w:color="FF0000" w:space="4" w:sz="8" w:val="single"/>
       </w:pBdr>
-      <w:shd w:color="auto" w:fill="auto" w:val="pct15"/>
       <w:spacing w:after="120" w:before="120"/>
       <w:ind w:left="432" w:right="432"/>
     </w:pPr>
@@ -3768,7 +3767,6 @@
         <w:bottom w:color="auto" w:space="1" w:sz="8" w:val="single"/>
         <w:right w:color="auto" w:space="4" w:sz="8" w:val="single"/>
       </w:pBdr>
-      <w:shd w:color="auto" w:fill="auto" w:val="pct15"/>
       <w:spacing w:after="240" w:before="240"/>
       <w:ind w:left="432" w:right="432"/>
     </w:pPr>
@@ -3783,7 +3781,6 @@
     <w:qFormat/>
     <w:rsid w:val="00771E03"/>
     <w:pPr>
-      <w:shd w:color="auto" w:fill="auto" w:val="pct15"/>
       <w:spacing w:after="240" w:before="240"/>
       <w:ind w:left="432" w:right="432"/>
     </w:pPr>

--- a/docs/quizzes/09_quiz_pivoting.docx
+++ b/docs/quizzes/09_quiz_pivoting.docx
@@ -31,7 +31,7 @@
         <w:pStyle w:val="Date"/>
       </w:pPr>
       <w:r>
-        <w:t xml:space="preserve">2026-09-14</w:t>
+        <w:t xml:space="preserve">2026-09-21</w:t>
       </w:r>
     </w:p>
     <w:p>

--- a/docs/quizzes/09_quiz_pivoting.docx
+++ b/docs/quizzes/09_quiz_pivoting.docx
@@ -31,7 +31,7 @@
         <w:pStyle w:val="Date"/>
       </w:pPr>
       <w:r>
-        <w:t xml:space="preserve">2026-09-22</w:t>
+        <w:t xml:space="preserve">2026-09-23</w:t>
       </w:r>
     </w:p>
     <w:p>

--- a/docs/quizzes/09_quiz_pivoting.docx
+++ b/docs/quizzes/09_quiz_pivoting.docx
@@ -3830,6 +3830,252 @@
       <w:spacing w:after="100"/>
     </w:pPr>
   </w:style>
+  <w:style w:styleId="BodyText" w:type="paragraph">
+    <w:name w:val="Body Text"/>
+    <w:basedOn w:val="Normal"/>
+    <w:link w:val="BodyTextChar"/>
+    <w:qFormat/>
+    <w:pPr>
+      <w:spacing w:after="180" w:before="180"/>
+    </w:pPr>
+  </w:style>
+  <w:style w:customStyle="1" w:styleId="FirstParagraph" w:type="paragraph">
+    <w:name w:val="First Paragraph"/>
+    <w:basedOn w:val="BodyText"/>
+    <w:next w:val="BodyText"/>
+    <w:qFormat/>
+  </w:style>
+  <w:style w:customStyle="1" w:styleId="Compact" w:type="paragraph">
+    <w:name w:val="Compact"/>
+    <w:basedOn w:val="BodyText"/>
+    <w:qFormat/>
+    <w:pPr>
+      <w:spacing w:after="36" w:before="36"/>
+    </w:pPr>
+  </w:style>
+  <w:style w:customStyle="1" w:styleId="Author" w:type="paragraph">
+    <w:name w:val="Author"/>
+    <w:basedOn w:val="Title"/>
+    <w:next w:val="BodyText"/>
+    <w:qFormat/>
+    <w:pPr>
+      <w:keepNext/>
+      <w:keepLines/>
+    </w:pPr>
+    <w:rPr>
+      <w:sz w:val="24"/>
+      <w:szCs w:val="24"/>
+    </w:rPr>
+  </w:style>
+  <w:style w:styleId="Date" w:type="paragraph">
+    <w:name w:val="Date"/>
+    <w:basedOn w:val="Title"/>
+    <w:next w:val="BodyText"/>
+    <w:qFormat/>
+    <w:pPr>
+      <w:keepNext/>
+      <w:keepLines/>
+    </w:pPr>
+    <w:rPr>
+      <w:sz w:val="24"/>
+      <w:szCs w:val="24"/>
+    </w:rPr>
+  </w:style>
+  <w:style w:customStyle="1" w:styleId="AbstractTitle" w:type="paragraph">
+    <w:name w:val="Abstract Title"/>
+    <w:basedOn w:val="Normal"/>
+    <w:next w:val="Abstract"/>
+    <w:qFormat/>
+    <w:pPr>
+      <w:keepNext/>
+      <w:keepLines/>
+      <w:spacing w:after="0" w:before="300"/>
+      <w:jc w:val="center"/>
+    </w:pPr>
+    <w:rPr>
+      <w:b/>
+      <w:sz w:val="20"/>
+      <w:szCs w:val="20"/>
+    </w:rPr>
+  </w:style>
+  <w:style w:customStyle="1" w:styleId="Abstract" w:type="paragraph">
+    <w:name w:val="Abstract"/>
+    <w:basedOn w:val="Normal"/>
+    <w:next w:val="BodyText"/>
+    <w:qFormat/>
+    <w:pPr>
+      <w:keepNext/>
+      <w:keepLines/>
+      <w:spacing w:after="300" w:before="100"/>
+    </w:pPr>
+    <w:rPr>
+      <w:sz w:val="20"/>
+      <w:szCs w:val="20"/>
+    </w:rPr>
+  </w:style>
+  <w:style w:styleId="Bibliography" w:type="paragraph">
+    <w:name w:val="Bibliography"/>
+    <w:basedOn w:val="Normal"/>
+    <w:next w:val="Bibliography"/>
+    <w:qFormat/>
+    <w:pPr/>
+    <w:rPr/>
+  </w:style>
+  <w:style w:styleId="BlockText" w:type="paragraph">
+    <w:name w:val="Block Text"/>
+    <w:basedOn w:val="BodyText"/>
+    <w:next w:val="BodyText"/>
+    <w:uiPriority w:val="9"/>
+    <w:unhideWhenUsed/>
+    <w:qFormat/>
+    <w:pPr>
+      <w:spacing w:after="100" w:before="100"/>
+      <w:ind w:firstLine="0" w:left="480" w:right="480"/>
+    </w:pPr>
+  </w:style>
+  <w:style w:styleId="FootnoteText" w:type="paragraph">
+    <w:name w:val="Footnote Text"/>
+    <w:basedOn w:val="Normal"/>
+    <w:next w:val="FootnoteText"/>
+    <w:uiPriority w:val="9"/>
+    <w:unhideWhenUsed/>
+    <w:qFormat/>
+  </w:style>
+  <w:style w:styleId="FootnoteBlockText" w:type="paragraph">
+    <w:name w:val="Footnote Block Text"/>
+    <w:basedOn w:val="FootnoteText"/>
+    <w:next w:val="FootnoteText"/>
+    <w:uiPriority w:val="9"/>
+    <w:unhideWhenUsed/>
+    <w:qFormat/>
+    <w:pPr>
+      <w:spacing w:after="100" w:before="100"/>
+      <w:ind w:firstLine="0" w:left="480" w:right="480"/>
+    </w:pPr>
+  </w:style>
+  <w:style w:styleId="Table" w:type="table">
+    <w:name w:val="Table"/>
+    <w:basedOn w:val="TableNormal"/>
+    <w:semiHidden/>
+    <w:unhideWhenUsed/>
+    <w:qFormat/>
+    <w:tblPr>
+      <w:tblInd w:type="dxa" w:w="0"/>
+      <w:tblCellMar>
+        <w:top w:type="dxa" w:w="0"/>
+        <w:left w:type="dxa" w:w="108"/>
+        <w:bottom w:type="dxa" w:w="0"/>
+        <w:right w:type="dxa" w:w="108"/>
+      </w:tblCellMar>
+    </w:tblPr>
+    <w:tblStylePr w:type="firstRow">
+      <w:tcPr>
+        <w:tcBorders>
+          <w:bottom w:val="single"/>
+        </w:tcBorders>
+        <w:vAlign w:val="bottom"/>
+      </w:tcPr>
+    </w:tblStylePr>
+  </w:style>
+  <w:style w:customStyle="1" w:styleId="DefinitionTerm" w:type="paragraph">
+    <w:name w:val="Definition Term"/>
+    <w:basedOn w:val="Normal"/>
+    <w:next w:val="Definition"/>
+    <w:pPr>
+      <w:keepNext/>
+      <w:keepLines/>
+      <w:spacing w:after="0"/>
+    </w:pPr>
+    <w:rPr>
+      <w:b/>
+    </w:rPr>
+  </w:style>
+  <w:style w:customStyle="1" w:styleId="Definition" w:type="paragraph">
+    <w:name w:val="Definition"/>
+    <w:basedOn w:val="Normal"/>
+  </w:style>
+  <w:style w:styleId="Caption" w:type="paragraph">
+    <w:name w:val="Caption"/>
+    <w:basedOn w:val="Normal"/>
+    <w:link w:val="BodyTextChar"/>
+    <w:pPr>
+      <w:spacing w:after="120" w:before="0"/>
+    </w:pPr>
+    <w:rPr>
+      <w:i/>
+    </w:rPr>
+  </w:style>
+  <w:style w:customStyle="1" w:styleId="TableCaption" w:type="paragraph">
+    <w:name w:val="Table Caption"/>
+    <w:basedOn w:val="Caption"/>
+    <w:pPr>
+      <w:keepNext/>
+    </w:pPr>
+  </w:style>
+  <w:style w:customStyle="1" w:styleId="ImageCaption" w:type="paragraph">
+    <w:name w:val="Image Caption"/>
+    <w:basedOn w:val="Caption"/>
+  </w:style>
+  <w:style w:customStyle="1" w:styleId="Figure" w:type="paragraph">
+    <w:name w:val="Figure"/>
+    <w:basedOn w:val="Normal"/>
+  </w:style>
+  <w:style w:customStyle="1" w:styleId="CaptionedFigure" w:type="paragraph">
+    <w:name w:val="Captioned Figure"/>
+    <w:basedOn w:val="Figure"/>
+    <w:pPr>
+      <w:keepNext/>
+    </w:pPr>
+  </w:style>
+  <w:style w:customStyle="1" w:styleId="BodyTextChar" w:type="character">
+    <w:name w:val="Body Text Char"/>
+    <w:basedOn w:val="DefaultParagraphFont"/>
+    <w:link w:val="BodyText"/>
+  </w:style>
+  <w:style w:customStyle="1" w:styleId="VerbatimChar" w:type="character">
+    <w:name w:val="Verbatim Char"/>
+    <w:basedOn w:val="BodyTextChar"/>
+    <w:rPr>
+      <w:rFonts w:ascii="Consolas" w:hAnsi="Consolas"/>
+      <w:sz w:val="22"/>
+    </w:rPr>
+  </w:style>
+  <w:style w:customStyle="1" w:styleId="SectionNumber" w:type="character">
+    <w:name w:val="Section Number"/>
+    <w:basedOn w:val="BodyTextChar"/>
+  </w:style>
+  <w:style w:styleId="FootnoteReference" w:type="character">
+    <w:name w:val="Footnote Reference"/>
+    <w:basedOn w:val="BodyTextChar"/>
+    <w:rPr>
+      <w:vertAlign w:val="superscript"/>
+    </w:rPr>
+  </w:style>
+  <w:style w:styleId="Hyperlink" w:type="character">
+    <w:name w:val="Hyperlink"/>
+    <w:basedOn w:val="BodyTextChar"/>
+    <w:rPr>
+      <w:color w:themeColor="accent1" w:val="4F81BD"/>
+    </w:rPr>
+  </w:style>
+  <w:style w:styleId="TOCHeading" w:type="paragraph">
+    <w:name w:val="TOC Heading"/>
+    <w:basedOn w:val="Heading1"/>
+    <w:next w:val="BodyText"/>
+    <w:uiPriority w:val="39"/>
+    <w:unhideWhenUsed/>
+    <w:qFormat/>
+    <w:pPr>
+      <w:spacing w:before="240" w:line="259" w:lineRule="auto"/>
+      <w:outlineLvl w:val="9"/>
+    </w:pPr>
+    <w:rPr>
+      <w:rFonts w:asciiTheme="majorHAnsi" w:cstheme="majorBidi" w:eastAsiaTheme="majorEastAsia" w:hAnsiTheme="majorHAnsi"/>
+      <w:b w:val="0"/>
+      <w:bCs w:val="0"/>
+      <w:color w:themeColor="accent1" w:themeShade="BF" w:val="365F91"/>
+    </w:rPr>
+  </w:style>
   <w:style w:type="character" w:customStyle="1" w:styleId="KeywordTok">
     <w:name w:val="KeywordTok"/>
     <w:basedOn w:val="VerbatimChar"/>

--- a/docs/quizzes/09_quiz_pivoting.docx
+++ b/docs/quizzes/09_quiz_pivoting.docx
@@ -2701,7 +2701,7 @@
     <w:bookmarkEnd w:id="26"/>
     <w:sectPr>
       <w:pgSz w:h="15840" w:w="12240"/>
-      <w:pgMar w:bottom="1440" w:footer="720" w:gutter="0" w:header="720" w:left="1440" w:right="1440" w:top="1440"/>
+      <w:pgMar w:bottom="720" w:footer="432" w:gutter="0" w:header="432" w:left="720" w:right="1008" w:top="720"/>
       <w:cols w:space="720"/>
       <w:docGrid w:linePitch="360"/>
     </w:sectPr>
@@ -2829,7 +2829,11 @@
         <w14:ligatures w14:val="standardContextual"/>
       </w:rPr>
     </w:rPrDefault>
-    <w:pPrDefault/>
+    <w:pPrDefault>
+      <w:pPr>
+        <w:spacing w:after="0" w:before="0" w:line="240" w:lineRule="auto"/>
+      </w:pPr>
+    </w:pPrDefault>
   </w:docDefaults>
   <w:latentStyles w:count="376" w:defLockedState="0" w:defQFormat="0" w:defSemiHidden="0" w:defUIPriority="99" w:defUnhideWhenUsed="0">
     <w:lsdException w:name="Normal" w:qFormat="1" w:uiPriority="0"/>
@@ -3629,7 +3633,7 @@
     <w:qFormat/>
     <w:rsid w:val="00AF5CF1"/>
     <w:pPr>
-      <w:spacing w:after="160" w:before="160"/>
+      <w:spacing w:after="0" w:before="0"/>
       <w:jc w:val="center"/>
     </w:pPr>
     <w:rPr>
@@ -3747,7 +3751,7 @@
         <w:bottom w:color="FF0000" w:space="1" w:sz="8" w:val="single"/>
         <w:right w:color="FF0000" w:space="4" w:sz="8" w:val="single"/>
       </w:pBdr>
-      <w:spacing w:after="120" w:before="120"/>
+      <w:spacing w:after="40" w:before="40"/>
       <w:ind w:left="432" w:right="432"/>
     </w:pPr>
     <w:rPr>
@@ -3767,7 +3771,7 @@
         <w:bottom w:color="auto" w:space="1" w:sz="8" w:val="single"/>
         <w:right w:color="auto" w:space="4" w:sz="8" w:val="single"/>
       </w:pBdr>
-      <w:spacing w:after="240" w:before="240"/>
+      <w:spacing w:after="40" w:before="40"/>
       <w:ind w:left="432" w:right="432"/>
     </w:pPr>
     <w:rPr>
@@ -3781,7 +3785,7 @@
     <w:qFormat/>
     <w:rsid w:val="00771E03"/>
     <w:pPr>
-      <w:spacing w:after="240" w:before="240"/>
+      <w:spacing w:after="40" w:before="40"/>
       <w:ind w:left="432" w:right="432"/>
     </w:pPr>
     <w:rPr>
@@ -3827,7 +3831,7 @@
     <w:unhideWhenUsed/>
     <w:rsid w:val="00322D32"/>
     <w:pPr>
-      <w:spacing w:after="100"/>
+      <w:spacing w:after="0" w:before="0"/>
     </w:pPr>
   </w:style>
   <w:style w:styleId="BodyText" w:type="paragraph">
@@ -3836,7 +3840,7 @@
     <w:link w:val="BodyTextChar"/>
     <w:qFormat/>
     <w:pPr>
-      <w:spacing w:after="180" w:before="180"/>
+      <w:spacing w:after="0" w:before="0"/>
     </w:pPr>
   </w:style>
   <w:style w:customStyle="1" w:styleId="FirstParagraph" w:type="paragraph">
@@ -3844,13 +3848,16 @@
     <w:basedOn w:val="BodyText"/>
     <w:next w:val="BodyText"/>
     <w:qFormat/>
+    <w:pPr>
+      <w:spacing w:after="0" w:before="0"/>
+    </w:pPr>
   </w:style>
   <w:style w:customStyle="1" w:styleId="Compact" w:type="paragraph">
     <w:name w:val="Compact"/>
     <w:basedOn w:val="BodyText"/>
     <w:qFormat/>
     <w:pPr>
-      <w:spacing w:after="36" w:before="36"/>
+      <w:spacing w:after="0" w:before="0"/>
     </w:pPr>
   </w:style>
   <w:style w:customStyle="1" w:styleId="Author" w:type="paragraph">
@@ -3929,7 +3936,7 @@
     <w:unhideWhenUsed/>
     <w:qFormat/>
     <w:pPr>
-      <w:spacing w:after="100" w:before="100"/>
+      <w:spacing w:after="0" w:before="0"/>
       <w:ind w:firstLine="0" w:left="480" w:right="480"/>
     </w:pPr>
   </w:style>
@@ -3999,7 +4006,7 @@
     <w:basedOn w:val="Normal"/>
     <w:link w:val="BodyTextChar"/>
     <w:pPr>
-      <w:spacing w:after="120" w:before="0"/>
+      <w:spacing w:after="0" w:before="0"/>
     </w:pPr>
     <w:rPr>
       <w:i/>
@@ -4009,21 +4016,29 @@
     <w:name w:val="Table Caption"/>
     <w:basedOn w:val="Caption"/>
     <w:pPr>
+      <w:spacing w:after="0" w:before="0"/>
       <w:keepNext/>
     </w:pPr>
   </w:style>
   <w:style w:customStyle="1" w:styleId="ImageCaption" w:type="paragraph">
     <w:name w:val="Image Caption"/>
     <w:basedOn w:val="Caption"/>
+    <w:pPr>
+      <w:spacing w:after="0" w:before="0"/>
+    </w:pPr>
   </w:style>
   <w:style w:customStyle="1" w:styleId="Figure" w:type="paragraph">
     <w:name w:val="Figure"/>
     <w:basedOn w:val="Normal"/>
+    <w:pPr>
+      <w:spacing w:after="0" w:before="0"/>
+    </w:pPr>
   </w:style>
   <w:style w:customStyle="1" w:styleId="CaptionedFigure" w:type="paragraph">
     <w:name w:val="Captioned Figure"/>
     <w:basedOn w:val="Figure"/>
     <w:pPr>
+      <w:spacing w:after="0" w:before="0"/>
       <w:keepNext/>
     </w:pPr>
   </w:style>
@@ -4036,8 +4051,8 @@
     <w:name w:val="Verbatim Char"/>
     <w:basedOn w:val="BodyTextChar"/>
     <w:rPr>
-      <w:rFonts w:ascii="Consolas" w:hAnsi="Consolas"/>
-      <w:sz w:val="22"/>
+      <w:rFonts w:ascii="Courier New" w:cs="Courier New" w:hAnsi="Courier New"/>
+      <w:sz w:val="20"/>
     </w:rPr>
   </w:style>
   <w:style w:customStyle="1" w:styleId="SectionNumber" w:type="character">

--- a/docs/quizzes/09_quiz_pivoting.docx
+++ b/docs/quizzes/09_quiz_pivoting.docx
@@ -31,7 +31,7 @@
         <w:pStyle w:val="Date"/>
       </w:pPr>
       <w:r>
-        <w:t xml:space="preserve">2026-09-23</w:t>
+        <w:t xml:space="preserve">2026-09-24</w:t>
       </w:r>
     </w:p>
     <w:p>

--- a/docs/quizzes/09_quiz_pivoting.docx
+++ b/docs/quizzes/09_quiz_pivoting.docx
@@ -31,7 +31,7 @@
         <w:pStyle w:val="Date"/>
       </w:pPr>
       <w:r>
-        <w:t xml:space="preserve">2026-09-24</w:t>
+        <w:t xml:space="preserve">2026-09-29</w:t>
       </w:r>
     </w:p>
     <w:p>

--- a/docs/quizzes/09_quiz_pivoting.docx
+++ b/docs/quizzes/09_quiz_pivoting.docx
@@ -31,7 +31,7 @@
         <w:pStyle w:val="Date"/>
       </w:pPr>
       <w:r>
-        <w:t xml:space="preserve">2026-09-29</w:t>
+        <w:t xml:space="preserve">2026-10-01</w:t>
       </w:r>
     </w:p>
     <w:p>

--- a/docs/quizzes/09_quiz_pivoting.docx
+++ b/docs/quizzes/09_quiz_pivoting.docx
@@ -31,7 +31,7 @@
         <w:pStyle w:val="Date"/>
       </w:pPr>
       <w:r>
-        <w:t xml:space="preserve">2026-10-01</w:t>
+        <w:t xml:space="preserve">2026-10-05</w:t>
       </w:r>
     </w:p>
     <w:p>
